--- a/documentazione e relazione/Documentazione Modello Logico.docx
+++ b/documentazione e relazione/Documentazione Modello Logico.docx
@@ -21,8 +21,8 @@
           <w:kern w:val="0"/>
           <w:lang w:eastAsia="it-IT"/>
         </w:rPr>
-        <w:pict w14:anchorId="2A403FDF">
-          <v:rect id="_x0000_i1026" alt="" style="width:481.9pt;height:.05pt;mso-width-percent:0;mso-height-percent:0;mso-width-percent:0;mso-height-percent:0" o:hralign="center" o:hrstd="t" o:hr="t" fillcolor="#a0a0a0" stroked="f"/>
+        <w:pict w14:anchorId="3727C4EC">
+          <v:rect id="_x0000_i1028" alt="" style="width:481.9pt;height:.05pt;mso-width-percent:0;mso-height-percent:0;mso-width-percent:0;mso-height-percent:0" o:hralign="center" o:hrstd="t" o:hr="t" fillcolor="#a0a0a0" stroked="f"/>
         </w:pict>
       </w:r>
     </w:p>
@@ -2080,7 +2080,2332 @@
           <w:kern w:val="0"/>
           <w:lang w:eastAsia="it-IT"/>
         </w:rPr>
-        <w:pict w14:anchorId="55C1D9A9">
+        <w:pict w14:anchorId="0A01A180">
+          <v:rect id="_x0000_i1027" alt="" style="width:481.9pt;height:.05pt;mso-width-percent:0;mso-height-percent:0;mso-width-percent:0;mso-height-percent:0" o:hralign="center" o:hrstd="t" o:hr="t" fillcolor="#a0a0a0" stroked="f"/>
+        </w:pict>
+      </w:r>
+    </w:p>
+    <w:p>
+      <w:pPr>
+        <w:spacing w:after="0" w:line="240" w:lineRule="auto"/>
+        <w:rPr>
+          <w:rFonts w:ascii="Arial" w:eastAsia="Times New Roman" w:hAnsi="Arial" w:cs="Arial"/>
+          <w:color w:val="000000"/>
+          <w:kern w:val="0"/>
+          <w:lang w:eastAsia="it-IT"/>
+          <w14:ligatures w14:val="none"/>
+        </w:rPr>
+      </w:pPr>
+      <w:r>
+        <w:rPr>
+          <w:rFonts w:ascii="Arial" w:eastAsia="Times New Roman" w:hAnsi="Arial" w:cs="Arial"/>
+          <w:noProof/>
+          <w:color w:val="000000"/>
+          <w:kern w:val="0"/>
+          <w:lang w:eastAsia="it-IT"/>
+        </w:rPr>
+        <w:pict w14:anchorId="7F9E48C5">
+          <v:rect id="_x0000_i1026" alt="" style="width:481.9pt;height:.05pt;mso-width-percent:0;mso-height-percent:0;mso-width-percent:0;mso-height-percent:0" o:hralign="center" o:hrstd="t" o:hr="t" fillcolor="#a0a0a0" stroked="f"/>
+        </w:pict>
+      </w:r>
+    </w:p>
+    <w:p>
+      <w:pPr>
+        <w:spacing w:after="100" w:afterAutospacing="1" w:line="240" w:lineRule="auto"/>
+        <w:outlineLvl w:val="0"/>
+        <w:rPr>
+          <w:rFonts w:ascii="Arial" w:eastAsia="Times New Roman" w:hAnsi="Arial" w:cs="Arial"/>
+          <w:b/>
+          <w:bCs/>
+          <w:color w:val="000000"/>
+          <w:kern w:val="36"/>
+          <w:sz w:val="48"/>
+          <w:szCs w:val="48"/>
+          <w:lang w:eastAsia="it-IT"/>
+          <w14:ligatures w14:val="none"/>
+        </w:rPr>
+      </w:pPr>
+      <w:r>
+        <w:rPr>
+          <w:rFonts w:ascii="Arial" w:eastAsia="Times New Roman" w:hAnsi="Arial" w:cs="Arial"/>
+          <w:b/>
+          <w:bCs/>
+          <w:color w:val="000000"/>
+          <w:kern w:val="36"/>
+          <w:sz w:val="48"/>
+          <w:szCs w:val="48"/>
+          <w:lang w:eastAsia="it-IT"/>
+          <w14:ligatures w14:val="none"/>
+        </w:rPr>
+        <w:t>Documentazione Modello Logico: Classe </w:t>
+      </w:r>
+      <w:r>
+        <w:rPr>
+          <w:rFonts w:ascii="Arial" w:eastAsia="Times New Roman" w:hAnsi="Arial" w:cs="Arial"/>
+          <w:b/>
+          <w:bCs/>
+          <w:color w:val="000000"/>
+          <w:kern w:val="36"/>
+          <w:sz w:val="20"/>
+          <w:szCs w:val="20"/>
+          <w:lang w:eastAsia="it-IT"/>
+          <w14:ligatures w14:val="none"/>
+        </w:rPr>
+        <w:t>Esame</w:t>
+      </w:r>
+    </w:p>
+    <w:p>
+      <w:pPr>
+        <w:spacing w:after="100" w:afterAutospacing="1" w:line="240" w:lineRule="auto"/>
+        <w:rPr>
+          <w:rFonts w:ascii="Arial" w:eastAsia="Times New Roman" w:hAnsi="Arial" w:cs="Arial"/>
+          <w:color w:val="000000"/>
+          <w:kern w:val="0"/>
+          <w:lang w:eastAsia="it-IT"/>
+          <w14:ligatures w14:val="none"/>
+        </w:rPr>
+      </w:pPr>
+      <w:r>
+        <w:rPr>
+          <w:rFonts w:ascii="Arial" w:eastAsia="Times New Roman" w:hAnsi="Arial" w:cs="Arial"/>
+          <w:b/>
+          <w:bCs/>
+          <w:color w:val="000000"/>
+          <w:kern w:val="0"/>
+          <w:lang w:eastAsia="it-IT"/>
+          <w14:ligatures w14:val="none"/>
+        </w:rPr>
+        <w:t>Namespace:</w:t>
+      </w:r>
+      <w:r>
+        <w:rPr>
+          <w:rFonts w:ascii="Arial" w:eastAsia="Times New Roman" w:hAnsi="Arial" w:cs="Arial"/>
+          <w:color w:val="000000"/>
+          <w:kern w:val="0"/>
+          <w:lang w:eastAsia="it-IT"/>
+          <w14:ligatures w14:val="none"/>
+        </w:rPr>
+        <w:t> </w:t>
+      </w:r>
+      <w:r>
+        <w:rPr>
+          <w:rFonts w:ascii="Arial" w:eastAsia="Times New Roman" w:hAnsi="Arial" w:cs="Arial"/>
+          <w:color w:val="000000"/>
+          <w:kern w:val="0"/>
+          <w:sz w:val="20"/>
+          <w:szCs w:val="20"/>
+          <w:lang w:eastAsia="it-IT"/>
+          <w14:ligatures w14:val="none"/>
+        </w:rPr>
+        <w:t>modello</w:t>
+      </w:r>
+    </w:p>
+    <w:p>
+      <w:pPr>
+        <w:spacing w:after="100" w:afterAutospacing="1" w:line="240" w:lineRule="auto"/>
+        <w:rPr>
+          <w:rFonts w:ascii="Arial" w:eastAsia="Times New Roman" w:hAnsi="Arial" w:cs="Arial"/>
+          <w:color w:val="000000"/>
+          <w:kern w:val="0"/>
+          <w:lang w:eastAsia="it-IT"/>
+          <w14:ligatures w14:val="none"/>
+        </w:rPr>
+      </w:pPr>
+      <w:r>
+        <w:rPr>
+          <w:rFonts w:ascii="Arial" w:eastAsia="Times New Roman" w:hAnsi="Arial" w:cs="Arial"/>
+          <w:b/>
+          <w:bCs/>
+          <w:color w:val="000000"/>
+          <w:kern w:val="0"/>
+          <w:lang w:eastAsia="it-IT"/>
+          <w14:ligatures w14:val="none"/>
+        </w:rPr>
+        <w:t>Tipo:</w:t>
+      </w:r>
+      <w:r>
+        <w:rPr>
+          <w:rFonts w:ascii="Arial" w:eastAsia="Times New Roman" w:hAnsi="Arial" w:cs="Arial"/>
+          <w:color w:val="000000"/>
+          <w:kern w:val="0"/>
+          <w:lang w:eastAsia="it-IT"/>
+          <w14:ligatures w14:val="none"/>
+        </w:rPr>
+        <w:t> Classe Concreta (Derivata)</w:t>
+      </w:r>
+    </w:p>
+    <w:p>
+      <w:pPr>
+        <w:spacing w:after="100" w:afterAutospacing="1" w:line="240" w:lineRule="auto"/>
+        <w:rPr>
+          <w:rFonts w:ascii="Arial" w:eastAsia="Times New Roman" w:hAnsi="Arial" w:cs="Arial"/>
+          <w:color w:val="000000"/>
+          <w:kern w:val="0"/>
+          <w:lang w:eastAsia="it-IT"/>
+          <w14:ligatures w14:val="none"/>
+        </w:rPr>
+      </w:pPr>
+      <w:r>
+        <w:rPr>
+          <w:rFonts w:ascii="Arial" w:eastAsia="Times New Roman" w:hAnsi="Arial" w:cs="Arial"/>
+          <w:b/>
+          <w:bCs/>
+          <w:color w:val="000000"/>
+          <w:kern w:val="0"/>
+          <w:lang w:eastAsia="it-IT"/>
+          <w14:ligatures w14:val="none"/>
+        </w:rPr>
+        <w:t>Eredita da:</w:t>
+      </w:r>
+      <w:r>
+        <w:rPr>
+          <w:rFonts w:ascii="Arial" w:eastAsia="Times New Roman" w:hAnsi="Arial" w:cs="Arial"/>
+          <w:color w:val="000000"/>
+          <w:kern w:val="0"/>
+          <w:lang w:eastAsia="it-IT"/>
+          <w14:ligatures w14:val="none"/>
+        </w:rPr>
+        <w:t> </w:t>
+      </w:r>
+      <w:r>
+        <w:rPr>
+          <w:rFonts w:ascii="Arial" w:eastAsia="Times New Roman" w:hAnsi="Arial" w:cs="Arial"/>
+          <w:color w:val="000000"/>
+          <w:kern w:val="0"/>
+          <w:sz w:val="20"/>
+          <w:szCs w:val="20"/>
+          <w:lang w:eastAsia="it-IT"/>
+          <w14:ligatures w14:val="none"/>
+        </w:rPr>
+        <w:t>Attivita</w:t>
+      </w:r>
+      <w:r>
+        <w:rPr>
+          <w:rFonts w:ascii="Arial" w:eastAsia="Times New Roman" w:hAnsi="Arial" w:cs="Arial"/>
+          <w:color w:val="000000"/>
+          <w:kern w:val="0"/>
+          <w:lang w:eastAsia="it-IT"/>
+          <w14:ligatures w14:val="none"/>
+        </w:rPr>
+        <w:t> (Ereditarietà </w:t>
+      </w:r>
+      <w:r>
+        <w:rPr>
+          <w:rFonts w:ascii="Arial" w:eastAsia="Times New Roman" w:hAnsi="Arial" w:cs="Arial"/>
+          <w:color w:val="000000"/>
+          <w:kern w:val="0"/>
+          <w:sz w:val="20"/>
+          <w:szCs w:val="20"/>
+          <w:lang w:eastAsia="it-IT"/>
+          <w14:ligatures w14:val="none"/>
+        </w:rPr>
+        <w:t>public</w:t>
+      </w:r>
+      <w:r>
+        <w:rPr>
+          <w:rFonts w:ascii="Arial" w:eastAsia="Times New Roman" w:hAnsi="Arial" w:cs="Arial"/>
+          <w:color w:val="000000"/>
+          <w:kern w:val="0"/>
+          <w:lang w:eastAsia="it-IT"/>
+          <w14:ligatures w14:val="none"/>
+        </w:rPr>
+        <w:t>)</w:t>
+      </w:r>
+    </w:p>
+    <w:p>
+      <w:pPr>
+        <w:spacing w:after="100" w:afterAutospacing="1" w:line="240" w:lineRule="auto"/>
+        <w:outlineLvl w:val="2"/>
+        <w:rPr>
+          <w:rFonts w:ascii="Arial" w:eastAsia="Times New Roman" w:hAnsi="Arial" w:cs="Arial"/>
+          <w:b/>
+          <w:bCs/>
+          <w:color w:val="000000"/>
+          <w:kern w:val="0"/>
+          <w:sz w:val="27"/>
+          <w:szCs w:val="27"/>
+          <w:lang w:eastAsia="it-IT"/>
+          <w14:ligatures w14:val="none"/>
+        </w:rPr>
+      </w:pPr>
+      <w:r>
+        <w:rPr>
+          <w:rFonts w:ascii="Arial" w:eastAsia="Times New Roman" w:hAnsi="Arial" w:cs="Arial"/>
+          <w:b/>
+          <w:bCs/>
+          <w:color w:val="000000"/>
+          <w:kern w:val="0"/>
+          <w:sz w:val="27"/>
+          <w:szCs w:val="27"/>
+          <w:lang w:eastAsia="it-IT"/>
+          <w14:ligatures w14:val="none"/>
+        </w:rPr>
+        <w:t>1. Descrizione Generale</w:t>
+      </w:r>
+    </w:p>
+    <w:p>
+      <w:pPr>
+        <w:spacing w:after="100" w:afterAutospacing="1" w:line="240" w:lineRule="auto"/>
+        <w:rPr>
+          <w:rFonts w:ascii="Arial" w:eastAsia="Times New Roman" w:hAnsi="Arial" w:cs="Arial"/>
+          <w:color w:val="000000"/>
+          <w:kern w:val="0"/>
+          <w:lang w:eastAsia="it-IT"/>
+          <w14:ligatures w14:val="none"/>
+        </w:rPr>
+      </w:pPr>
+      <w:r>
+        <w:rPr>
+          <w:rFonts w:ascii="Arial" w:eastAsia="Times New Roman" w:hAnsi="Arial" w:cs="Arial"/>
+          <w:color w:val="000000"/>
+          <w:kern w:val="0"/>
+          <w:lang w:eastAsia="it-IT"/>
+          <w14:ligatures w14:val="none"/>
+        </w:rPr>
+        <w:t>La classe </w:t>
+      </w:r>
+      <w:r>
+        <w:rPr>
+          <w:rFonts w:ascii="Arial" w:eastAsia="Times New Roman" w:hAnsi="Arial" w:cs="Arial"/>
+          <w:color w:val="000000"/>
+          <w:kern w:val="0"/>
+          <w:sz w:val="20"/>
+          <w:szCs w:val="20"/>
+          <w:lang w:eastAsia="it-IT"/>
+          <w14:ligatures w14:val="none"/>
+        </w:rPr>
+        <w:t>Esame</w:t>
+      </w:r>
+      <w:r>
+        <w:rPr>
+          <w:rFonts w:ascii="Arial" w:eastAsia="Times New Roman" w:hAnsi="Arial" w:cs="Arial"/>
+          <w:color w:val="000000"/>
+          <w:kern w:val="0"/>
+          <w:lang w:eastAsia="it-IT"/>
+          <w14:ligatures w14:val="none"/>
+        </w:rPr>
+        <w:t> rappresenta una specializzazione dell'entità base </w:t>
+      </w:r>
+      <w:r>
+        <w:rPr>
+          <w:rFonts w:ascii="Arial" w:eastAsia="Times New Roman" w:hAnsi="Arial" w:cs="Arial"/>
+          <w:color w:val="000000"/>
+          <w:kern w:val="0"/>
+          <w:sz w:val="20"/>
+          <w:szCs w:val="20"/>
+          <w:lang w:eastAsia="it-IT"/>
+          <w14:ligatures w14:val="none"/>
+        </w:rPr>
+        <w:t>Attivita</w:t>
+      </w:r>
+      <w:r>
+        <w:rPr>
+          <w:rFonts w:ascii="Arial" w:eastAsia="Times New Roman" w:hAnsi="Arial" w:cs="Arial"/>
+          <w:color w:val="000000"/>
+          <w:kern w:val="0"/>
+          <w:lang w:eastAsia="it-IT"/>
+          <w14:ligatures w14:val="none"/>
+        </w:rPr>
+        <w:t>, modellata specificamente per la gestione del percorso accademico universitario. Introduce attributi proprietari come i Crediti Formativi (CFU), il voto conseguito, e le coordinate spazio-temporali dell'appello. Sfrutta il polimorfismo per implementare regole personalizzate nel calcolo dell'urgenza basate sul peso dell'esame (CFU) e sulla priorità assegnata.</w:t>
+      </w:r>
+    </w:p>
+    <w:p>
+      <w:pPr>
+        <w:spacing w:after="100" w:afterAutospacing="1" w:line="240" w:lineRule="auto"/>
+        <w:outlineLvl w:val="2"/>
+        <w:rPr>
+          <w:rFonts w:ascii="Arial" w:eastAsia="Times New Roman" w:hAnsi="Arial" w:cs="Arial"/>
+          <w:b/>
+          <w:bCs/>
+          <w:color w:val="000000"/>
+          <w:kern w:val="0"/>
+          <w:sz w:val="27"/>
+          <w:szCs w:val="27"/>
+          <w:lang w:eastAsia="it-IT"/>
+          <w14:ligatures w14:val="none"/>
+        </w:rPr>
+      </w:pPr>
+      <w:r>
+        <w:rPr>
+          <w:rFonts w:ascii="Arial" w:eastAsia="Times New Roman" w:hAnsi="Arial" w:cs="Arial"/>
+          <w:b/>
+          <w:bCs/>
+          <w:color w:val="000000"/>
+          <w:kern w:val="0"/>
+          <w:sz w:val="27"/>
+          <w:szCs w:val="27"/>
+          <w:lang w:eastAsia="it-IT"/>
+          <w14:ligatures w14:val="none"/>
+        </w:rPr>
+        <w:t>2. Attributi Privati Specifici</w:t>
+      </w:r>
+    </w:p>
+    <w:p>
+      <w:pPr>
+        <w:spacing w:after="100" w:afterAutospacing="1" w:line="240" w:lineRule="auto"/>
+        <w:rPr>
+          <w:rFonts w:ascii="Arial" w:eastAsia="Times New Roman" w:hAnsi="Arial" w:cs="Arial"/>
+          <w:color w:val="000000"/>
+          <w:kern w:val="0"/>
+          <w:lang w:eastAsia="it-IT"/>
+          <w14:ligatures w14:val="none"/>
+        </w:rPr>
+      </w:pPr>
+      <w:r>
+        <w:rPr>
+          <w:rFonts w:ascii="Arial" w:eastAsia="Times New Roman" w:hAnsi="Arial" w:cs="Arial"/>
+          <w:i/>
+          <w:iCs/>
+          <w:color w:val="000000"/>
+          <w:kern w:val="0"/>
+          <w:lang w:eastAsia="it-IT"/>
+          <w14:ligatures w14:val="none"/>
+        </w:rPr>
+        <w:t>Oltre agli attributi ereditati da </w:t>
+      </w:r>
+      <w:r>
+        <w:rPr>
+          <w:rFonts w:ascii="Arial" w:eastAsia="Times New Roman" w:hAnsi="Arial" w:cs="Arial"/>
+          <w:i/>
+          <w:iCs/>
+          <w:color w:val="000000"/>
+          <w:kern w:val="0"/>
+          <w:sz w:val="20"/>
+          <w:szCs w:val="20"/>
+          <w:lang w:eastAsia="it-IT"/>
+          <w14:ligatures w14:val="none"/>
+        </w:rPr>
+        <w:t>Attivita</w:t>
+      </w:r>
+      <w:r>
+        <w:rPr>
+          <w:rFonts w:ascii="Arial" w:eastAsia="Times New Roman" w:hAnsi="Arial" w:cs="Arial"/>
+          <w:i/>
+          <w:iCs/>
+          <w:color w:val="000000"/>
+          <w:kern w:val="0"/>
+          <w:lang w:eastAsia="it-IT"/>
+          <w14:ligatures w14:val="none"/>
+        </w:rPr>
+        <w:t> (ID, titolo, note, completamento, tag, data di creazione, priorità), la classe introduce:</w:t>
+      </w:r>
+    </w:p>
+    <w:tbl>
+      <w:tblPr>
+        <w:tblW w:w="0" w:type="auto"/>
+        <w:tblCellSpacing w:w="15" w:type="dxa"/>
+        <w:tblCellMar>
+          <w:top w:w="15" w:type="dxa"/>
+          <w:left w:w="15" w:type="dxa"/>
+          <w:bottom w:w="15" w:type="dxa"/>
+          <w:right w:w="15" w:type="dxa"/>
+        </w:tblCellMar>
+        <w:tblLook w:val="04A0" w:firstRow="1" w:lastRow="0" w:firstColumn="1" w:lastColumn="0" w:noHBand="0" w:noVBand="1"/>
+      </w:tblPr>
+      <w:tblGrid>
+        <w:gridCol w:w="1317"/>
+        <w:gridCol w:w="1148"/>
+        <w:gridCol w:w="7157"/>
+      </w:tblGrid>
+      <w:tr>
+        <w:trPr>
+          <w:tblHeader/>
+          <w:tblCellSpacing w:w="15" w:type="dxa"/>
+        </w:trPr>
+        <w:tc>
+          <w:tcPr>
+            <w:tcW w:w="0" w:type="auto"/>
+            <w:tcBorders>
+              <w:top w:val="single" w:sz="6" w:space="0" w:color="auto"/>
+              <w:left w:val="single" w:sz="6" w:space="0" w:color="auto"/>
+              <w:bottom w:val="single" w:sz="6" w:space="0" w:color="auto"/>
+              <w:right w:val="single" w:sz="6" w:space="0" w:color="auto"/>
+            </w:tcBorders>
+            <w:vAlign w:val="center"/>
+            <w:hideMark/>
+          </w:tcPr>
+          <w:p>
+            <w:pPr>
+              <w:spacing w:after="0" w:line="240" w:lineRule="auto"/>
+              <w:rPr>
+                <w:rFonts w:ascii="Arial" w:eastAsia="Times New Roman" w:hAnsi="Arial" w:cs="Arial"/>
+                <w:kern w:val="0"/>
+                <w:lang w:eastAsia="it-IT"/>
+                <w14:ligatures w14:val="none"/>
+              </w:rPr>
+            </w:pPr>
+            <w:r>
+              <w:rPr>
+                <w:rFonts w:ascii="Arial" w:eastAsia="Times New Roman" w:hAnsi="Arial" w:cs="Arial"/>
+                <w:b/>
+                <w:bCs/>
+                <w:kern w:val="0"/>
+                <w:lang w:eastAsia="it-IT"/>
+                <w14:ligatures w14:val="none"/>
+              </w:rPr>
+              <w:t>Attributo</w:t>
+            </w:r>
+          </w:p>
+        </w:tc>
+        <w:tc>
+          <w:tcPr>
+            <w:tcW w:w="0" w:type="auto"/>
+            <w:tcBorders>
+              <w:top w:val="single" w:sz="6" w:space="0" w:color="auto"/>
+              <w:left w:val="single" w:sz="6" w:space="0" w:color="auto"/>
+              <w:bottom w:val="single" w:sz="6" w:space="0" w:color="auto"/>
+              <w:right w:val="single" w:sz="6" w:space="0" w:color="auto"/>
+            </w:tcBorders>
+            <w:vAlign w:val="center"/>
+            <w:hideMark/>
+          </w:tcPr>
+          <w:p>
+            <w:pPr>
+              <w:spacing w:after="0" w:line="240" w:lineRule="auto"/>
+              <w:rPr>
+                <w:rFonts w:ascii="Arial" w:eastAsia="Times New Roman" w:hAnsi="Arial" w:cs="Arial"/>
+                <w:kern w:val="0"/>
+                <w:lang w:eastAsia="it-IT"/>
+                <w14:ligatures w14:val="none"/>
+              </w:rPr>
+            </w:pPr>
+            <w:r>
+              <w:rPr>
+                <w:rFonts w:ascii="Arial" w:eastAsia="Times New Roman" w:hAnsi="Arial" w:cs="Arial"/>
+                <w:b/>
+                <w:bCs/>
+                <w:kern w:val="0"/>
+                <w:lang w:eastAsia="it-IT"/>
+                <w14:ligatures w14:val="none"/>
+              </w:rPr>
+              <w:t>Tipo</w:t>
+            </w:r>
+          </w:p>
+        </w:tc>
+        <w:tc>
+          <w:tcPr>
+            <w:tcW w:w="0" w:type="auto"/>
+            <w:tcBorders>
+              <w:top w:val="single" w:sz="6" w:space="0" w:color="auto"/>
+              <w:left w:val="single" w:sz="6" w:space="0" w:color="auto"/>
+              <w:bottom w:val="single" w:sz="6" w:space="0" w:color="auto"/>
+              <w:right w:val="single" w:sz="6" w:space="0" w:color="auto"/>
+            </w:tcBorders>
+            <w:vAlign w:val="center"/>
+            <w:hideMark/>
+          </w:tcPr>
+          <w:p>
+            <w:pPr>
+              <w:spacing w:after="0" w:line="240" w:lineRule="auto"/>
+              <w:rPr>
+                <w:rFonts w:ascii="Arial" w:eastAsia="Times New Roman" w:hAnsi="Arial" w:cs="Arial"/>
+                <w:kern w:val="0"/>
+                <w:lang w:eastAsia="it-IT"/>
+                <w14:ligatures w14:val="none"/>
+              </w:rPr>
+            </w:pPr>
+            <w:r>
+              <w:rPr>
+                <w:rFonts w:ascii="Arial" w:eastAsia="Times New Roman" w:hAnsi="Arial" w:cs="Arial"/>
+                <w:b/>
+                <w:bCs/>
+                <w:kern w:val="0"/>
+                <w:lang w:eastAsia="it-IT"/>
+                <w14:ligatures w14:val="none"/>
+              </w:rPr>
+              <w:t>Descrizione</w:t>
+            </w:r>
+          </w:p>
+        </w:tc>
+      </w:tr>
+      <w:tr>
+        <w:trPr>
+          <w:tblCellSpacing w:w="15" w:type="dxa"/>
+        </w:trPr>
+        <w:tc>
+          <w:tcPr>
+            <w:tcW w:w="0" w:type="auto"/>
+            <w:tcBorders>
+              <w:top w:val="single" w:sz="6" w:space="0" w:color="auto"/>
+              <w:left w:val="single" w:sz="6" w:space="0" w:color="auto"/>
+              <w:bottom w:val="single" w:sz="6" w:space="0" w:color="auto"/>
+              <w:right w:val="single" w:sz="6" w:space="0" w:color="auto"/>
+            </w:tcBorders>
+            <w:vAlign w:val="center"/>
+            <w:hideMark/>
+          </w:tcPr>
+          <w:p>
+            <w:pPr>
+              <w:spacing w:after="0" w:line="240" w:lineRule="auto"/>
+              <w:rPr>
+                <w:rFonts w:ascii="Arial" w:eastAsia="Times New Roman" w:hAnsi="Arial" w:cs="Arial"/>
+                <w:kern w:val="0"/>
+                <w:lang w:eastAsia="it-IT"/>
+                <w14:ligatures w14:val="none"/>
+              </w:rPr>
+            </w:pPr>
+            <w:r>
+              <w:rPr>
+                <w:rFonts w:ascii="Arial" w:eastAsia="Times New Roman" w:hAnsi="Arial" w:cs="Arial"/>
+                <w:kern w:val="0"/>
+                <w:sz w:val="20"/>
+                <w:szCs w:val="20"/>
+                <w:lang w:eastAsia="it-IT"/>
+                <w14:ligatures w14:val="none"/>
+              </w:rPr>
+              <w:t>cfu</w:t>
+            </w:r>
+          </w:p>
+        </w:tc>
+        <w:tc>
+          <w:tcPr>
+            <w:tcW w:w="0" w:type="auto"/>
+            <w:tcBorders>
+              <w:top w:val="single" w:sz="6" w:space="0" w:color="auto"/>
+              <w:left w:val="single" w:sz="6" w:space="0" w:color="auto"/>
+              <w:bottom w:val="single" w:sz="6" w:space="0" w:color="auto"/>
+              <w:right w:val="single" w:sz="6" w:space="0" w:color="auto"/>
+            </w:tcBorders>
+            <w:vAlign w:val="center"/>
+            <w:hideMark/>
+          </w:tcPr>
+          <w:p>
+            <w:pPr>
+              <w:spacing w:after="0" w:line="240" w:lineRule="auto"/>
+              <w:rPr>
+                <w:rFonts w:ascii="Arial" w:eastAsia="Times New Roman" w:hAnsi="Arial" w:cs="Arial"/>
+                <w:kern w:val="0"/>
+                <w:lang w:eastAsia="it-IT"/>
+                <w14:ligatures w14:val="none"/>
+              </w:rPr>
+            </w:pPr>
+            <w:r>
+              <w:rPr>
+                <w:rFonts w:ascii="Arial" w:eastAsia="Times New Roman" w:hAnsi="Arial" w:cs="Arial"/>
+                <w:kern w:val="0"/>
+                <w:sz w:val="20"/>
+                <w:szCs w:val="20"/>
+                <w:lang w:eastAsia="it-IT"/>
+                <w14:ligatures w14:val="none"/>
+              </w:rPr>
+              <w:t>unsigned int</w:t>
+            </w:r>
+          </w:p>
+        </w:tc>
+        <w:tc>
+          <w:tcPr>
+            <w:tcW w:w="0" w:type="auto"/>
+            <w:tcBorders>
+              <w:top w:val="single" w:sz="6" w:space="0" w:color="auto"/>
+              <w:left w:val="single" w:sz="6" w:space="0" w:color="auto"/>
+              <w:bottom w:val="single" w:sz="6" w:space="0" w:color="auto"/>
+              <w:right w:val="single" w:sz="6" w:space="0" w:color="auto"/>
+            </w:tcBorders>
+            <w:vAlign w:val="center"/>
+            <w:hideMark/>
+          </w:tcPr>
+          <w:p>
+            <w:pPr>
+              <w:spacing w:after="0" w:line="240" w:lineRule="auto"/>
+              <w:rPr>
+                <w:rFonts w:ascii="Arial" w:eastAsia="Times New Roman" w:hAnsi="Arial" w:cs="Arial"/>
+                <w:kern w:val="0"/>
+                <w:lang w:eastAsia="it-IT"/>
+                <w14:ligatures w14:val="none"/>
+              </w:rPr>
+            </w:pPr>
+            <w:r>
+              <w:rPr>
+                <w:rFonts w:ascii="Arial" w:eastAsia="Times New Roman" w:hAnsi="Arial" w:cs="Arial"/>
+                <w:kern w:val="0"/>
+                <w:lang w:eastAsia="it-IT"/>
+                <w14:ligatures w14:val="none"/>
+              </w:rPr>
+              <w:t>Crediti Formativi Universitari associati all'esame, indicatori del "peso" della materia.</w:t>
+            </w:r>
+          </w:p>
+        </w:tc>
+      </w:tr>
+      <w:tr>
+        <w:trPr>
+          <w:tblCellSpacing w:w="15" w:type="dxa"/>
+        </w:trPr>
+        <w:tc>
+          <w:tcPr>
+            <w:tcW w:w="0" w:type="auto"/>
+            <w:tcBorders>
+              <w:top w:val="single" w:sz="6" w:space="0" w:color="auto"/>
+              <w:left w:val="single" w:sz="6" w:space="0" w:color="auto"/>
+              <w:bottom w:val="single" w:sz="6" w:space="0" w:color="auto"/>
+              <w:right w:val="single" w:sz="6" w:space="0" w:color="auto"/>
+            </w:tcBorders>
+            <w:vAlign w:val="center"/>
+            <w:hideMark/>
+          </w:tcPr>
+          <w:p>
+            <w:pPr>
+              <w:spacing w:after="0" w:line="240" w:lineRule="auto"/>
+              <w:rPr>
+                <w:rFonts w:ascii="Arial" w:eastAsia="Times New Roman" w:hAnsi="Arial" w:cs="Arial"/>
+                <w:kern w:val="0"/>
+                <w:lang w:eastAsia="it-IT"/>
+                <w14:ligatures w14:val="none"/>
+              </w:rPr>
+            </w:pPr>
+            <w:r>
+              <w:rPr>
+                <w:rFonts w:ascii="Arial" w:eastAsia="Times New Roman" w:hAnsi="Arial" w:cs="Arial"/>
+                <w:kern w:val="0"/>
+                <w:sz w:val="20"/>
+                <w:szCs w:val="20"/>
+                <w:lang w:eastAsia="it-IT"/>
+                <w14:ligatures w14:val="none"/>
+              </w:rPr>
+              <w:lastRenderedPageBreak/>
+              <w:t>voto</w:t>
+            </w:r>
+          </w:p>
+        </w:tc>
+        <w:tc>
+          <w:tcPr>
+            <w:tcW w:w="0" w:type="auto"/>
+            <w:tcBorders>
+              <w:top w:val="single" w:sz="6" w:space="0" w:color="auto"/>
+              <w:left w:val="single" w:sz="6" w:space="0" w:color="auto"/>
+              <w:bottom w:val="single" w:sz="6" w:space="0" w:color="auto"/>
+              <w:right w:val="single" w:sz="6" w:space="0" w:color="auto"/>
+            </w:tcBorders>
+            <w:vAlign w:val="center"/>
+            <w:hideMark/>
+          </w:tcPr>
+          <w:p>
+            <w:pPr>
+              <w:spacing w:after="0" w:line="240" w:lineRule="auto"/>
+              <w:rPr>
+                <w:rFonts w:ascii="Arial" w:eastAsia="Times New Roman" w:hAnsi="Arial" w:cs="Arial"/>
+                <w:kern w:val="0"/>
+                <w:lang w:eastAsia="it-IT"/>
+                <w14:ligatures w14:val="none"/>
+              </w:rPr>
+            </w:pPr>
+            <w:r>
+              <w:rPr>
+                <w:rFonts w:ascii="Arial" w:eastAsia="Times New Roman" w:hAnsi="Arial" w:cs="Arial"/>
+                <w:kern w:val="0"/>
+                <w:sz w:val="20"/>
+                <w:szCs w:val="20"/>
+                <w:lang w:eastAsia="it-IT"/>
+                <w14:ligatures w14:val="none"/>
+              </w:rPr>
+              <w:t>unsigned int</w:t>
+            </w:r>
+          </w:p>
+        </w:tc>
+        <w:tc>
+          <w:tcPr>
+            <w:tcW w:w="0" w:type="auto"/>
+            <w:tcBorders>
+              <w:top w:val="single" w:sz="6" w:space="0" w:color="auto"/>
+              <w:left w:val="single" w:sz="6" w:space="0" w:color="auto"/>
+              <w:bottom w:val="single" w:sz="6" w:space="0" w:color="auto"/>
+              <w:right w:val="single" w:sz="6" w:space="0" w:color="auto"/>
+            </w:tcBorders>
+            <w:vAlign w:val="center"/>
+            <w:hideMark/>
+          </w:tcPr>
+          <w:p>
+            <w:pPr>
+              <w:spacing w:after="0" w:line="240" w:lineRule="auto"/>
+              <w:rPr>
+                <w:rFonts w:ascii="Arial" w:eastAsia="Times New Roman" w:hAnsi="Arial" w:cs="Arial"/>
+                <w:kern w:val="0"/>
+                <w:lang w:eastAsia="it-IT"/>
+                <w14:ligatures w14:val="none"/>
+              </w:rPr>
+            </w:pPr>
+            <w:r>
+              <w:rPr>
+                <w:rFonts w:ascii="Arial" w:eastAsia="Times New Roman" w:hAnsi="Arial" w:cs="Arial"/>
+                <w:kern w:val="0"/>
+                <w:lang w:eastAsia="it-IT"/>
+                <w14:ligatures w14:val="none"/>
+              </w:rPr>
+              <w:t>Voto in trentesimi conseguito (di default 0 finché non viene registrato).</w:t>
+            </w:r>
+          </w:p>
+        </w:tc>
+      </w:tr>
+      <w:tr>
+        <w:trPr>
+          <w:tblCellSpacing w:w="15" w:type="dxa"/>
+        </w:trPr>
+        <w:tc>
+          <w:tcPr>
+            <w:tcW w:w="0" w:type="auto"/>
+            <w:tcBorders>
+              <w:top w:val="single" w:sz="6" w:space="0" w:color="auto"/>
+              <w:left w:val="single" w:sz="6" w:space="0" w:color="auto"/>
+              <w:bottom w:val="single" w:sz="6" w:space="0" w:color="auto"/>
+              <w:right w:val="single" w:sz="6" w:space="0" w:color="auto"/>
+            </w:tcBorders>
+            <w:vAlign w:val="center"/>
+            <w:hideMark/>
+          </w:tcPr>
+          <w:p>
+            <w:pPr>
+              <w:spacing w:after="0" w:line="240" w:lineRule="auto"/>
+              <w:rPr>
+                <w:rFonts w:ascii="Arial" w:eastAsia="Times New Roman" w:hAnsi="Arial" w:cs="Arial"/>
+                <w:kern w:val="0"/>
+                <w:lang w:eastAsia="it-IT"/>
+                <w14:ligatures w14:val="none"/>
+              </w:rPr>
+            </w:pPr>
+            <w:r>
+              <w:rPr>
+                <w:rFonts w:ascii="Arial" w:eastAsia="Times New Roman" w:hAnsi="Arial" w:cs="Arial"/>
+                <w:kern w:val="0"/>
+                <w:sz w:val="20"/>
+                <w:szCs w:val="20"/>
+                <w:lang w:eastAsia="it-IT"/>
+                <w14:ligatures w14:val="none"/>
+              </w:rPr>
+              <w:t>lode</w:t>
+            </w:r>
+          </w:p>
+        </w:tc>
+        <w:tc>
+          <w:tcPr>
+            <w:tcW w:w="0" w:type="auto"/>
+            <w:tcBorders>
+              <w:top w:val="single" w:sz="6" w:space="0" w:color="auto"/>
+              <w:left w:val="single" w:sz="6" w:space="0" w:color="auto"/>
+              <w:bottom w:val="single" w:sz="6" w:space="0" w:color="auto"/>
+              <w:right w:val="single" w:sz="6" w:space="0" w:color="auto"/>
+            </w:tcBorders>
+            <w:vAlign w:val="center"/>
+            <w:hideMark/>
+          </w:tcPr>
+          <w:p>
+            <w:pPr>
+              <w:spacing w:after="0" w:line="240" w:lineRule="auto"/>
+              <w:rPr>
+                <w:rFonts w:ascii="Arial" w:eastAsia="Times New Roman" w:hAnsi="Arial" w:cs="Arial"/>
+                <w:kern w:val="0"/>
+                <w:lang w:eastAsia="it-IT"/>
+                <w14:ligatures w14:val="none"/>
+              </w:rPr>
+            </w:pPr>
+            <w:r>
+              <w:rPr>
+                <w:rFonts w:ascii="Arial" w:eastAsia="Times New Roman" w:hAnsi="Arial" w:cs="Arial"/>
+                <w:kern w:val="0"/>
+                <w:sz w:val="20"/>
+                <w:szCs w:val="20"/>
+                <w:lang w:eastAsia="it-IT"/>
+                <w14:ligatures w14:val="none"/>
+              </w:rPr>
+              <w:t>bool</w:t>
+            </w:r>
+          </w:p>
+        </w:tc>
+        <w:tc>
+          <w:tcPr>
+            <w:tcW w:w="0" w:type="auto"/>
+            <w:tcBorders>
+              <w:top w:val="single" w:sz="6" w:space="0" w:color="auto"/>
+              <w:left w:val="single" w:sz="6" w:space="0" w:color="auto"/>
+              <w:bottom w:val="single" w:sz="6" w:space="0" w:color="auto"/>
+              <w:right w:val="single" w:sz="6" w:space="0" w:color="auto"/>
+            </w:tcBorders>
+            <w:vAlign w:val="center"/>
+            <w:hideMark/>
+          </w:tcPr>
+          <w:p>
+            <w:pPr>
+              <w:spacing w:after="0" w:line="240" w:lineRule="auto"/>
+              <w:rPr>
+                <w:rFonts w:ascii="Arial" w:eastAsia="Times New Roman" w:hAnsi="Arial" w:cs="Arial"/>
+                <w:kern w:val="0"/>
+                <w:lang w:eastAsia="it-IT"/>
+                <w14:ligatures w14:val="none"/>
+              </w:rPr>
+            </w:pPr>
+            <w:r>
+              <w:rPr>
+                <w:rFonts w:ascii="Arial" w:eastAsia="Times New Roman" w:hAnsi="Arial" w:cs="Arial"/>
+                <w:kern w:val="0"/>
+                <w:lang w:eastAsia="it-IT"/>
+                <w14:ligatures w14:val="none"/>
+              </w:rPr>
+              <w:t>Flag che indica l'assegnazione della lode (strettamente vincolato al raggiungimento del voto 30).</w:t>
+            </w:r>
+          </w:p>
+        </w:tc>
+      </w:tr>
+      <w:tr>
+        <w:trPr>
+          <w:tblCellSpacing w:w="15" w:type="dxa"/>
+        </w:trPr>
+        <w:tc>
+          <w:tcPr>
+            <w:tcW w:w="0" w:type="auto"/>
+            <w:tcBorders>
+              <w:top w:val="single" w:sz="6" w:space="0" w:color="auto"/>
+              <w:left w:val="single" w:sz="6" w:space="0" w:color="auto"/>
+              <w:bottom w:val="single" w:sz="6" w:space="0" w:color="auto"/>
+              <w:right w:val="single" w:sz="6" w:space="0" w:color="auto"/>
+            </w:tcBorders>
+            <w:vAlign w:val="center"/>
+            <w:hideMark/>
+          </w:tcPr>
+          <w:p>
+            <w:pPr>
+              <w:spacing w:after="0" w:line="240" w:lineRule="auto"/>
+              <w:rPr>
+                <w:rFonts w:ascii="Arial" w:eastAsia="Times New Roman" w:hAnsi="Arial" w:cs="Arial"/>
+                <w:kern w:val="0"/>
+                <w:lang w:eastAsia="it-IT"/>
+                <w14:ligatures w14:val="none"/>
+              </w:rPr>
+            </w:pPr>
+            <w:r>
+              <w:rPr>
+                <w:rFonts w:ascii="Arial" w:eastAsia="Times New Roman" w:hAnsi="Arial" w:cs="Arial"/>
+                <w:kern w:val="0"/>
+                <w:sz w:val="20"/>
+                <w:szCs w:val="20"/>
+                <w:lang w:eastAsia="it-IT"/>
+                <w14:ligatures w14:val="none"/>
+              </w:rPr>
+              <w:t>sede</w:t>
+            </w:r>
+          </w:p>
+        </w:tc>
+        <w:tc>
+          <w:tcPr>
+            <w:tcW w:w="0" w:type="auto"/>
+            <w:tcBorders>
+              <w:top w:val="single" w:sz="6" w:space="0" w:color="auto"/>
+              <w:left w:val="single" w:sz="6" w:space="0" w:color="auto"/>
+              <w:bottom w:val="single" w:sz="6" w:space="0" w:color="auto"/>
+              <w:right w:val="single" w:sz="6" w:space="0" w:color="auto"/>
+            </w:tcBorders>
+            <w:vAlign w:val="center"/>
+            <w:hideMark/>
+          </w:tcPr>
+          <w:p>
+            <w:pPr>
+              <w:spacing w:after="0" w:line="240" w:lineRule="auto"/>
+              <w:rPr>
+                <w:rFonts w:ascii="Arial" w:eastAsia="Times New Roman" w:hAnsi="Arial" w:cs="Arial"/>
+                <w:kern w:val="0"/>
+                <w:lang w:eastAsia="it-IT"/>
+                <w14:ligatures w14:val="none"/>
+              </w:rPr>
+            </w:pPr>
+            <w:r>
+              <w:rPr>
+                <w:rFonts w:ascii="Arial" w:eastAsia="Times New Roman" w:hAnsi="Arial" w:cs="Arial"/>
+                <w:kern w:val="0"/>
+                <w:sz w:val="20"/>
+                <w:szCs w:val="20"/>
+                <w:lang w:eastAsia="it-IT"/>
+                <w14:ligatures w14:val="none"/>
+              </w:rPr>
+              <w:t>QString</w:t>
+            </w:r>
+          </w:p>
+        </w:tc>
+        <w:tc>
+          <w:tcPr>
+            <w:tcW w:w="0" w:type="auto"/>
+            <w:tcBorders>
+              <w:top w:val="single" w:sz="6" w:space="0" w:color="auto"/>
+              <w:left w:val="single" w:sz="6" w:space="0" w:color="auto"/>
+              <w:bottom w:val="single" w:sz="6" w:space="0" w:color="auto"/>
+              <w:right w:val="single" w:sz="6" w:space="0" w:color="auto"/>
+            </w:tcBorders>
+            <w:vAlign w:val="center"/>
+            <w:hideMark/>
+          </w:tcPr>
+          <w:p>
+            <w:pPr>
+              <w:spacing w:after="0" w:line="240" w:lineRule="auto"/>
+              <w:rPr>
+                <w:rFonts w:ascii="Arial" w:eastAsia="Times New Roman" w:hAnsi="Arial" w:cs="Arial"/>
+                <w:kern w:val="0"/>
+                <w:lang w:eastAsia="it-IT"/>
+                <w14:ligatures w14:val="none"/>
+              </w:rPr>
+            </w:pPr>
+            <w:r>
+              <w:rPr>
+                <w:rFonts w:ascii="Arial" w:eastAsia="Times New Roman" w:hAnsi="Arial" w:cs="Arial"/>
+                <w:kern w:val="0"/>
+                <w:lang w:eastAsia="it-IT"/>
+                <w14:ligatures w14:val="none"/>
+              </w:rPr>
+              <w:t>L'aula o il plesso in cui si terrà l'appello.</w:t>
+            </w:r>
+          </w:p>
+        </w:tc>
+      </w:tr>
+      <w:tr>
+        <w:trPr>
+          <w:tblCellSpacing w:w="15" w:type="dxa"/>
+        </w:trPr>
+        <w:tc>
+          <w:tcPr>
+            <w:tcW w:w="0" w:type="auto"/>
+            <w:tcBorders>
+              <w:top w:val="single" w:sz="6" w:space="0" w:color="auto"/>
+              <w:left w:val="single" w:sz="6" w:space="0" w:color="auto"/>
+              <w:bottom w:val="single" w:sz="6" w:space="0" w:color="auto"/>
+              <w:right w:val="single" w:sz="6" w:space="0" w:color="auto"/>
+            </w:tcBorders>
+            <w:vAlign w:val="center"/>
+            <w:hideMark/>
+          </w:tcPr>
+          <w:p>
+            <w:pPr>
+              <w:spacing w:after="0" w:line="240" w:lineRule="auto"/>
+              <w:rPr>
+                <w:rFonts w:ascii="Arial" w:eastAsia="Times New Roman" w:hAnsi="Arial" w:cs="Arial"/>
+                <w:kern w:val="0"/>
+                <w:lang w:eastAsia="it-IT"/>
+                <w14:ligatures w14:val="none"/>
+              </w:rPr>
+            </w:pPr>
+            <w:r>
+              <w:rPr>
+                <w:rFonts w:ascii="Arial" w:eastAsia="Times New Roman" w:hAnsi="Arial" w:cs="Arial"/>
+                <w:kern w:val="0"/>
+                <w:sz w:val="20"/>
+                <w:szCs w:val="20"/>
+                <w:lang w:eastAsia="it-IT"/>
+                <w14:ligatures w14:val="none"/>
+              </w:rPr>
+              <w:t>dataEsame</w:t>
+            </w:r>
+          </w:p>
+        </w:tc>
+        <w:tc>
+          <w:tcPr>
+            <w:tcW w:w="0" w:type="auto"/>
+            <w:tcBorders>
+              <w:top w:val="single" w:sz="6" w:space="0" w:color="auto"/>
+              <w:left w:val="single" w:sz="6" w:space="0" w:color="auto"/>
+              <w:bottom w:val="single" w:sz="6" w:space="0" w:color="auto"/>
+              <w:right w:val="single" w:sz="6" w:space="0" w:color="auto"/>
+            </w:tcBorders>
+            <w:vAlign w:val="center"/>
+            <w:hideMark/>
+          </w:tcPr>
+          <w:p>
+            <w:pPr>
+              <w:spacing w:after="0" w:line="240" w:lineRule="auto"/>
+              <w:rPr>
+                <w:rFonts w:ascii="Arial" w:eastAsia="Times New Roman" w:hAnsi="Arial" w:cs="Arial"/>
+                <w:kern w:val="0"/>
+                <w:lang w:eastAsia="it-IT"/>
+                <w14:ligatures w14:val="none"/>
+              </w:rPr>
+            </w:pPr>
+            <w:r>
+              <w:rPr>
+                <w:rFonts w:ascii="Arial" w:eastAsia="Times New Roman" w:hAnsi="Arial" w:cs="Arial"/>
+                <w:kern w:val="0"/>
+                <w:sz w:val="20"/>
+                <w:szCs w:val="20"/>
+                <w:lang w:eastAsia="it-IT"/>
+                <w14:ligatures w14:val="none"/>
+              </w:rPr>
+              <w:t>QDateTime</w:t>
+            </w:r>
+          </w:p>
+        </w:tc>
+        <w:tc>
+          <w:tcPr>
+            <w:tcW w:w="0" w:type="auto"/>
+            <w:tcBorders>
+              <w:top w:val="single" w:sz="6" w:space="0" w:color="auto"/>
+              <w:left w:val="single" w:sz="6" w:space="0" w:color="auto"/>
+              <w:bottom w:val="single" w:sz="6" w:space="0" w:color="auto"/>
+              <w:right w:val="single" w:sz="6" w:space="0" w:color="auto"/>
+            </w:tcBorders>
+            <w:vAlign w:val="center"/>
+            <w:hideMark/>
+          </w:tcPr>
+          <w:p>
+            <w:pPr>
+              <w:spacing w:after="0" w:line="240" w:lineRule="auto"/>
+              <w:rPr>
+                <w:rFonts w:ascii="Arial" w:eastAsia="Times New Roman" w:hAnsi="Arial" w:cs="Arial"/>
+                <w:kern w:val="0"/>
+                <w:lang w:eastAsia="it-IT"/>
+                <w14:ligatures w14:val="none"/>
+              </w:rPr>
+            </w:pPr>
+            <w:r>
+              <w:rPr>
+                <w:rFonts w:ascii="Arial" w:eastAsia="Times New Roman" w:hAnsi="Arial" w:cs="Arial"/>
+                <w:kern w:val="0"/>
+                <w:lang w:eastAsia="it-IT"/>
+                <w14:ligatures w14:val="none"/>
+              </w:rPr>
+              <w:t>Giorno e ora esatti in cui è fissato l'appello universitario.</w:t>
+            </w:r>
+          </w:p>
+        </w:tc>
+      </w:tr>
+      <w:tr>
+        <w:trPr>
+          <w:tblCellSpacing w:w="15" w:type="dxa"/>
+        </w:trPr>
+        <w:tc>
+          <w:tcPr>
+            <w:tcW w:w="0" w:type="auto"/>
+            <w:tcBorders>
+              <w:top w:val="single" w:sz="6" w:space="0" w:color="auto"/>
+              <w:left w:val="single" w:sz="6" w:space="0" w:color="auto"/>
+              <w:bottom w:val="single" w:sz="6" w:space="0" w:color="auto"/>
+              <w:right w:val="single" w:sz="6" w:space="0" w:color="auto"/>
+            </w:tcBorders>
+            <w:vAlign w:val="center"/>
+            <w:hideMark/>
+          </w:tcPr>
+          <w:p>
+            <w:pPr>
+              <w:spacing w:after="0" w:line="240" w:lineRule="auto"/>
+              <w:rPr>
+                <w:rFonts w:ascii="Arial" w:eastAsia="Times New Roman" w:hAnsi="Arial" w:cs="Arial"/>
+                <w:kern w:val="0"/>
+                <w:lang w:eastAsia="it-IT"/>
+                <w14:ligatures w14:val="none"/>
+              </w:rPr>
+            </w:pPr>
+            <w:r>
+              <w:rPr>
+                <w:rFonts w:ascii="Arial" w:eastAsia="Times New Roman" w:hAnsi="Arial" w:cs="Arial"/>
+                <w:kern w:val="0"/>
+                <w:sz w:val="20"/>
+                <w:szCs w:val="20"/>
+                <w:lang w:eastAsia="it-IT"/>
+                <w14:ligatures w14:val="none"/>
+              </w:rPr>
+              <w:t>verbalizzabile</w:t>
+            </w:r>
+          </w:p>
+        </w:tc>
+        <w:tc>
+          <w:tcPr>
+            <w:tcW w:w="0" w:type="auto"/>
+            <w:tcBorders>
+              <w:top w:val="single" w:sz="6" w:space="0" w:color="auto"/>
+              <w:left w:val="single" w:sz="6" w:space="0" w:color="auto"/>
+              <w:bottom w:val="single" w:sz="6" w:space="0" w:color="auto"/>
+              <w:right w:val="single" w:sz="6" w:space="0" w:color="auto"/>
+            </w:tcBorders>
+            <w:vAlign w:val="center"/>
+            <w:hideMark/>
+          </w:tcPr>
+          <w:p>
+            <w:pPr>
+              <w:spacing w:after="0" w:line="240" w:lineRule="auto"/>
+              <w:rPr>
+                <w:rFonts w:ascii="Arial" w:eastAsia="Times New Roman" w:hAnsi="Arial" w:cs="Arial"/>
+                <w:kern w:val="0"/>
+                <w:lang w:eastAsia="it-IT"/>
+                <w14:ligatures w14:val="none"/>
+              </w:rPr>
+            </w:pPr>
+            <w:r>
+              <w:rPr>
+                <w:rFonts w:ascii="Arial" w:eastAsia="Times New Roman" w:hAnsi="Arial" w:cs="Arial"/>
+                <w:kern w:val="0"/>
+                <w:sz w:val="20"/>
+                <w:szCs w:val="20"/>
+                <w:lang w:eastAsia="it-IT"/>
+                <w14:ligatures w14:val="none"/>
+              </w:rPr>
+              <w:t>bool</w:t>
+            </w:r>
+          </w:p>
+        </w:tc>
+        <w:tc>
+          <w:tcPr>
+            <w:tcW w:w="0" w:type="auto"/>
+            <w:tcBorders>
+              <w:top w:val="single" w:sz="6" w:space="0" w:color="auto"/>
+              <w:left w:val="single" w:sz="6" w:space="0" w:color="auto"/>
+              <w:bottom w:val="single" w:sz="6" w:space="0" w:color="auto"/>
+              <w:right w:val="single" w:sz="6" w:space="0" w:color="auto"/>
+            </w:tcBorders>
+            <w:vAlign w:val="center"/>
+            <w:hideMark/>
+          </w:tcPr>
+          <w:p>
+            <w:pPr>
+              <w:spacing w:after="0" w:line="240" w:lineRule="auto"/>
+              <w:rPr>
+                <w:rFonts w:ascii="Arial" w:eastAsia="Times New Roman" w:hAnsi="Arial" w:cs="Arial"/>
+                <w:kern w:val="0"/>
+                <w:lang w:eastAsia="it-IT"/>
+                <w14:ligatures w14:val="none"/>
+              </w:rPr>
+            </w:pPr>
+            <w:r>
+              <w:rPr>
+                <w:rFonts w:ascii="Arial" w:eastAsia="Times New Roman" w:hAnsi="Arial" w:cs="Arial"/>
+                <w:kern w:val="0"/>
+                <w:lang w:eastAsia="it-IT"/>
+                <w14:ligatures w14:val="none"/>
+              </w:rPr>
+              <w:t>Flag interno di stato che indica se l'esame è stato superato (voto &gt;= 18).</w:t>
+            </w:r>
+          </w:p>
+        </w:tc>
+      </w:tr>
+    </w:tbl>
+    <w:p>
+      <w:pPr>
+        <w:spacing w:after="100" w:afterAutospacing="1" w:line="240" w:lineRule="auto"/>
+        <w:outlineLvl w:val="2"/>
+        <w:rPr>
+          <w:rFonts w:ascii="Arial" w:eastAsia="Times New Roman" w:hAnsi="Arial" w:cs="Arial"/>
+          <w:b/>
+          <w:bCs/>
+          <w:color w:val="000000"/>
+          <w:kern w:val="0"/>
+          <w:sz w:val="27"/>
+          <w:szCs w:val="27"/>
+          <w:lang w:eastAsia="it-IT"/>
+          <w14:ligatures w14:val="none"/>
+        </w:rPr>
+      </w:pPr>
+      <w:r>
+        <w:rPr>
+          <w:rFonts w:ascii="Arial" w:eastAsia="Times New Roman" w:hAnsi="Arial" w:cs="Arial"/>
+          <w:b/>
+          <w:bCs/>
+          <w:color w:val="000000"/>
+          <w:kern w:val="0"/>
+          <w:sz w:val="27"/>
+          <w:szCs w:val="27"/>
+          <w:lang w:eastAsia="it-IT"/>
+          <w14:ligatures w14:val="none"/>
+        </w:rPr>
+        <w:t>3. Interfaccia Pubblica (Metodi)</w:t>
+      </w:r>
+    </w:p>
+    <w:p>
+      <w:pPr>
+        <w:spacing w:after="100" w:afterAutospacing="1" w:line="240" w:lineRule="auto"/>
+        <w:rPr>
+          <w:rFonts w:ascii="Arial" w:eastAsia="Times New Roman" w:hAnsi="Arial" w:cs="Arial"/>
+          <w:color w:val="000000"/>
+          <w:kern w:val="0"/>
+          <w:lang w:eastAsia="it-IT"/>
+          <w14:ligatures w14:val="none"/>
+        </w:rPr>
+      </w:pPr>
+      <w:r>
+        <w:rPr>
+          <w:rFonts w:ascii="Arial" w:eastAsia="Times New Roman" w:hAnsi="Arial" w:cs="Arial"/>
+          <w:b/>
+          <w:bCs/>
+          <w:color w:val="000000"/>
+          <w:kern w:val="0"/>
+          <w:lang w:eastAsia="it-IT"/>
+          <w14:ligatures w14:val="none"/>
+        </w:rPr>
+        <w:t>Costruzione</w:t>
+      </w:r>
+    </w:p>
+    <w:p>
+      <w:pPr>
+        <w:numPr>
+          <w:ilvl w:val="0"/>
+          <w:numId w:val="5"/>
+        </w:numPr>
+        <w:spacing w:after="100" w:afterAutospacing="1" w:line="240" w:lineRule="auto"/>
+        <w:rPr>
+          <w:rFonts w:ascii="Arial" w:eastAsia="Times New Roman" w:hAnsi="Arial" w:cs="Arial"/>
+          <w:color w:val="000000"/>
+          <w:kern w:val="0"/>
+          <w:lang w:eastAsia="it-IT"/>
+          <w14:ligatures w14:val="none"/>
+        </w:rPr>
+      </w:pPr>
+      <w:r>
+        <w:rPr>
+          <w:rFonts w:ascii="Arial" w:eastAsia="Times New Roman" w:hAnsi="Arial" w:cs="Arial"/>
+          <w:color w:val="000000"/>
+          <w:kern w:val="0"/>
+          <w:sz w:val="20"/>
+          <w:szCs w:val="20"/>
+          <w:lang w:eastAsia="it-IT"/>
+          <w14:ligatures w14:val="none"/>
+        </w:rPr>
+        <w:t>Esame(...)</w:t>
+      </w:r>
+      <w:r>
+        <w:rPr>
+          <w:rFonts w:ascii="Arial" w:eastAsia="Times New Roman" w:hAnsi="Arial" w:cs="Arial"/>
+          <w:color w:val="000000"/>
+          <w:kern w:val="0"/>
+          <w:lang w:eastAsia="it-IT"/>
+          <w14:ligatures w14:val="none"/>
+        </w:rPr>
+        <w:t>: Inizializza l'oggetto passando i dati base al costruttore della superclasse </w:t>
+      </w:r>
+      <w:r>
+        <w:rPr>
+          <w:rFonts w:ascii="Arial" w:eastAsia="Times New Roman" w:hAnsi="Arial" w:cs="Arial"/>
+          <w:color w:val="000000"/>
+          <w:kern w:val="0"/>
+          <w:sz w:val="20"/>
+          <w:szCs w:val="20"/>
+          <w:lang w:eastAsia="it-IT"/>
+          <w14:ligatures w14:val="none"/>
+        </w:rPr>
+        <w:t>Attivita</w:t>
+      </w:r>
+      <w:r>
+        <w:rPr>
+          <w:rFonts w:ascii="Arial" w:eastAsia="Times New Roman" w:hAnsi="Arial" w:cs="Arial"/>
+          <w:color w:val="000000"/>
+          <w:kern w:val="0"/>
+          <w:lang w:eastAsia="it-IT"/>
+          <w14:ligatures w14:val="none"/>
+        </w:rPr>
+        <w:t> e impostando i parametri specifici (</w:t>
+      </w:r>
+      <w:r>
+        <w:rPr>
+          <w:rFonts w:ascii="Arial" w:eastAsia="Times New Roman" w:hAnsi="Arial" w:cs="Arial"/>
+          <w:color w:val="000000"/>
+          <w:kern w:val="0"/>
+          <w:sz w:val="20"/>
+          <w:szCs w:val="20"/>
+          <w:lang w:eastAsia="it-IT"/>
+          <w14:ligatures w14:val="none"/>
+        </w:rPr>
+        <w:t>cfu</w:t>
+      </w:r>
+      <w:r>
+        <w:rPr>
+          <w:rFonts w:ascii="Arial" w:eastAsia="Times New Roman" w:hAnsi="Arial" w:cs="Arial"/>
+          <w:color w:val="000000"/>
+          <w:kern w:val="0"/>
+          <w:lang w:eastAsia="it-IT"/>
+          <w14:ligatures w14:val="none"/>
+        </w:rPr>
+        <w:t>, </w:t>
+      </w:r>
+      <w:r>
+        <w:rPr>
+          <w:rFonts w:ascii="Arial" w:eastAsia="Times New Roman" w:hAnsi="Arial" w:cs="Arial"/>
+          <w:color w:val="000000"/>
+          <w:kern w:val="0"/>
+          <w:sz w:val="20"/>
+          <w:szCs w:val="20"/>
+          <w:lang w:eastAsia="it-IT"/>
+          <w14:ligatures w14:val="none"/>
+        </w:rPr>
+        <w:t>sede</w:t>
+      </w:r>
+      <w:r>
+        <w:rPr>
+          <w:rFonts w:ascii="Arial" w:eastAsia="Times New Roman" w:hAnsi="Arial" w:cs="Arial"/>
+          <w:color w:val="000000"/>
+          <w:kern w:val="0"/>
+          <w:lang w:eastAsia="it-IT"/>
+          <w14:ligatures w14:val="none"/>
+        </w:rPr>
+        <w:t>, </w:t>
+      </w:r>
+      <w:r>
+        <w:rPr>
+          <w:rFonts w:ascii="Arial" w:eastAsia="Times New Roman" w:hAnsi="Arial" w:cs="Arial"/>
+          <w:color w:val="000000"/>
+          <w:kern w:val="0"/>
+          <w:sz w:val="20"/>
+          <w:szCs w:val="20"/>
+          <w:lang w:eastAsia="it-IT"/>
+          <w14:ligatures w14:val="none"/>
+        </w:rPr>
+        <w:t>dataEsame</w:t>
+      </w:r>
+      <w:r>
+        <w:rPr>
+          <w:rFonts w:ascii="Arial" w:eastAsia="Times New Roman" w:hAnsi="Arial" w:cs="Arial"/>
+          <w:color w:val="000000"/>
+          <w:kern w:val="0"/>
+          <w:lang w:eastAsia="it-IT"/>
+          <w14:ligatures w14:val="none"/>
+        </w:rPr>
+        <w:t>). I valori di </w:t>
+      </w:r>
+      <w:r>
+        <w:rPr>
+          <w:rFonts w:ascii="Arial" w:eastAsia="Times New Roman" w:hAnsi="Arial" w:cs="Arial"/>
+          <w:color w:val="000000"/>
+          <w:kern w:val="0"/>
+          <w:sz w:val="20"/>
+          <w:szCs w:val="20"/>
+          <w:lang w:eastAsia="it-IT"/>
+          <w14:ligatures w14:val="none"/>
+        </w:rPr>
+        <w:t>voto</w:t>
+      </w:r>
+      <w:r>
+        <w:rPr>
+          <w:rFonts w:ascii="Arial" w:eastAsia="Times New Roman" w:hAnsi="Arial" w:cs="Arial"/>
+          <w:color w:val="000000"/>
+          <w:kern w:val="0"/>
+          <w:lang w:eastAsia="it-IT"/>
+          <w14:ligatures w14:val="none"/>
+        </w:rPr>
+        <w:t>, </w:t>
+      </w:r>
+      <w:r>
+        <w:rPr>
+          <w:rFonts w:ascii="Arial" w:eastAsia="Times New Roman" w:hAnsi="Arial" w:cs="Arial"/>
+          <w:color w:val="000000"/>
+          <w:kern w:val="0"/>
+          <w:sz w:val="20"/>
+          <w:szCs w:val="20"/>
+          <w:lang w:eastAsia="it-IT"/>
+          <w14:ligatures w14:val="none"/>
+        </w:rPr>
+        <w:t>lode</w:t>
+      </w:r>
+      <w:r>
+        <w:rPr>
+          <w:rFonts w:ascii="Arial" w:eastAsia="Times New Roman" w:hAnsi="Arial" w:cs="Arial"/>
+          <w:color w:val="000000"/>
+          <w:kern w:val="0"/>
+          <w:lang w:eastAsia="it-IT"/>
+          <w14:ligatures w14:val="none"/>
+        </w:rPr>
+        <w:t> e </w:t>
+      </w:r>
+      <w:r>
+        <w:rPr>
+          <w:rFonts w:ascii="Arial" w:eastAsia="Times New Roman" w:hAnsi="Arial" w:cs="Arial"/>
+          <w:color w:val="000000"/>
+          <w:kern w:val="0"/>
+          <w:sz w:val="20"/>
+          <w:szCs w:val="20"/>
+          <w:lang w:eastAsia="it-IT"/>
+          <w14:ligatures w14:val="none"/>
+        </w:rPr>
+        <w:t>verbalizzabile</w:t>
+      </w:r>
+      <w:r>
+        <w:rPr>
+          <w:rFonts w:ascii="Arial" w:eastAsia="Times New Roman" w:hAnsi="Arial" w:cs="Arial"/>
+          <w:color w:val="000000"/>
+          <w:kern w:val="0"/>
+          <w:lang w:eastAsia="it-IT"/>
+          <w14:ligatures w14:val="none"/>
+        </w:rPr>
+        <w:t> vengono inizializzati ai loro valori di default (0 e false) per prevenire instabilità di memoria.</w:t>
+      </w:r>
+    </w:p>
+    <w:p>
+      <w:pPr>
+        <w:spacing w:after="100" w:afterAutospacing="1" w:line="240" w:lineRule="auto"/>
+        <w:rPr>
+          <w:rFonts w:ascii="Arial" w:eastAsia="Times New Roman" w:hAnsi="Arial" w:cs="Arial"/>
+          <w:color w:val="000000"/>
+          <w:kern w:val="0"/>
+          <w:lang w:eastAsia="it-IT"/>
+          <w14:ligatures w14:val="none"/>
+        </w:rPr>
+      </w:pPr>
+      <w:r>
+        <w:rPr>
+          <w:rFonts w:ascii="Arial" w:eastAsia="Times New Roman" w:hAnsi="Arial" w:cs="Arial"/>
+          <w:b/>
+          <w:bCs/>
+          <w:color w:val="000000"/>
+          <w:kern w:val="0"/>
+          <w:lang w:eastAsia="it-IT"/>
+          <w14:ligatures w14:val="none"/>
+        </w:rPr>
+        <w:t>Gestione Dati (Getter/Setter)</w:t>
+      </w:r>
+    </w:p>
+    <w:p>
+      <w:pPr>
+        <w:numPr>
+          <w:ilvl w:val="0"/>
+          <w:numId w:val="6"/>
+        </w:numPr>
+        <w:spacing w:after="100" w:afterAutospacing="1" w:line="240" w:lineRule="auto"/>
+        <w:rPr>
+          <w:rFonts w:ascii="Arial" w:eastAsia="Times New Roman" w:hAnsi="Arial" w:cs="Arial"/>
+          <w:color w:val="000000"/>
+          <w:kern w:val="0"/>
+          <w:lang w:val="en-US" w:eastAsia="it-IT"/>
+          <w14:ligatures w14:val="none"/>
+        </w:rPr>
+      </w:pPr>
+      <w:r>
+        <w:rPr>
+          <w:rFonts w:ascii="Arial" w:eastAsia="Times New Roman" w:hAnsi="Arial" w:cs="Arial"/>
+          <w:color w:val="000000"/>
+          <w:kern w:val="0"/>
+          <w:sz w:val="20"/>
+          <w:szCs w:val="20"/>
+          <w:lang w:val="en-US" w:eastAsia="it-IT"/>
+          <w14:ligatures w14:val="none"/>
+        </w:rPr>
+        <w:t>getCFU() const</w:t>
+      </w:r>
+      <w:r>
+        <w:rPr>
+          <w:rFonts w:ascii="Arial" w:eastAsia="Times New Roman" w:hAnsi="Arial" w:cs="Arial"/>
+          <w:color w:val="000000"/>
+          <w:kern w:val="0"/>
+          <w:lang w:val="en-US" w:eastAsia="it-IT"/>
+          <w14:ligatures w14:val="none"/>
+        </w:rPr>
+        <w:t> / </w:t>
+      </w:r>
+      <w:r>
+        <w:rPr>
+          <w:rFonts w:ascii="Arial" w:eastAsia="Times New Roman" w:hAnsi="Arial" w:cs="Arial"/>
+          <w:color w:val="000000"/>
+          <w:kern w:val="0"/>
+          <w:sz w:val="20"/>
+          <w:szCs w:val="20"/>
+          <w:lang w:val="en-US" w:eastAsia="it-IT"/>
+          <w14:ligatures w14:val="none"/>
+        </w:rPr>
+        <w:t>changeCfu(unsigned int)</w:t>
+      </w:r>
+    </w:p>
+    <w:p>
+      <w:pPr>
+        <w:numPr>
+          <w:ilvl w:val="0"/>
+          <w:numId w:val="6"/>
+        </w:numPr>
+        <w:spacing w:after="100" w:afterAutospacing="1" w:line="240" w:lineRule="auto"/>
+        <w:rPr>
+          <w:rFonts w:ascii="Arial" w:eastAsia="Times New Roman" w:hAnsi="Arial" w:cs="Arial"/>
+          <w:color w:val="000000"/>
+          <w:kern w:val="0"/>
+          <w:lang w:eastAsia="it-IT"/>
+          <w14:ligatures w14:val="none"/>
+        </w:rPr>
+      </w:pPr>
+      <w:r>
+        <w:rPr>
+          <w:rFonts w:ascii="Arial" w:eastAsia="Times New Roman" w:hAnsi="Arial" w:cs="Arial"/>
+          <w:color w:val="000000"/>
+          <w:kern w:val="0"/>
+          <w:sz w:val="20"/>
+          <w:szCs w:val="20"/>
+          <w:lang w:eastAsia="it-IT"/>
+          <w14:ligatures w14:val="none"/>
+        </w:rPr>
+        <w:t>getVoto() const</w:t>
+      </w:r>
+    </w:p>
+    <w:p>
+      <w:pPr>
+        <w:numPr>
+          <w:ilvl w:val="0"/>
+          <w:numId w:val="6"/>
+        </w:numPr>
+        <w:spacing w:after="100" w:afterAutospacing="1" w:line="240" w:lineRule="auto"/>
+        <w:rPr>
+          <w:rFonts w:ascii="Arial" w:eastAsia="Times New Roman" w:hAnsi="Arial" w:cs="Arial"/>
+          <w:color w:val="000000"/>
+          <w:kern w:val="0"/>
+          <w:lang w:eastAsia="it-IT"/>
+          <w14:ligatures w14:val="none"/>
+        </w:rPr>
+      </w:pPr>
+      <w:r>
+        <w:rPr>
+          <w:rFonts w:ascii="Arial" w:eastAsia="Times New Roman" w:hAnsi="Arial" w:cs="Arial"/>
+          <w:color w:val="000000"/>
+          <w:kern w:val="0"/>
+          <w:sz w:val="20"/>
+          <w:szCs w:val="20"/>
+          <w:lang w:eastAsia="it-IT"/>
+          <w14:ligatures w14:val="none"/>
+        </w:rPr>
+        <w:t>setVoto(unsigned int)</w:t>
+      </w:r>
+      <w:r>
+        <w:rPr>
+          <w:rFonts w:ascii="Arial" w:eastAsia="Times New Roman" w:hAnsi="Arial" w:cs="Arial"/>
+          <w:color w:val="000000"/>
+          <w:kern w:val="0"/>
+          <w:lang w:eastAsia="it-IT"/>
+          <w14:ligatures w14:val="none"/>
+        </w:rPr>
+        <w:t>: Metodo con </w:t>
+      </w:r>
+      <w:r>
+        <w:rPr>
+          <w:rFonts w:ascii="Arial" w:eastAsia="Times New Roman" w:hAnsi="Arial" w:cs="Arial"/>
+          <w:b/>
+          <w:bCs/>
+          <w:color w:val="000000"/>
+          <w:kern w:val="0"/>
+          <w:lang w:eastAsia="it-IT"/>
+          <w14:ligatures w14:val="none"/>
+        </w:rPr>
+        <w:t>validazione dati integrata</w:t>
+      </w:r>
+      <w:r>
+        <w:rPr>
+          <w:rFonts w:ascii="Arial" w:eastAsia="Times New Roman" w:hAnsi="Arial" w:cs="Arial"/>
+          <w:color w:val="000000"/>
+          <w:kern w:val="0"/>
+          <w:lang w:eastAsia="it-IT"/>
+          <w14:ligatures w14:val="none"/>
+        </w:rPr>
+        <w:t>. Restituisce </w:t>
+      </w:r>
+      <w:r>
+        <w:rPr>
+          <w:rFonts w:ascii="Arial" w:eastAsia="Times New Roman" w:hAnsi="Arial" w:cs="Arial"/>
+          <w:color w:val="000000"/>
+          <w:kern w:val="0"/>
+          <w:sz w:val="20"/>
+          <w:szCs w:val="20"/>
+          <w:lang w:eastAsia="it-IT"/>
+          <w14:ligatures w14:val="none"/>
+        </w:rPr>
+        <w:t>true</w:t>
+      </w:r>
+      <w:r>
+        <w:rPr>
+          <w:rFonts w:ascii="Arial" w:eastAsia="Times New Roman" w:hAnsi="Arial" w:cs="Arial"/>
+          <w:color w:val="000000"/>
+          <w:kern w:val="0"/>
+          <w:lang w:eastAsia="it-IT"/>
+          <w14:ligatures w14:val="none"/>
+        </w:rPr>
+        <w:t> e aggiorna lo stato se il voto inserito è valido (&lt;=30), aggiornando dinamicamente e in modo blindato anche lo stato di </w:t>
+      </w:r>
+      <w:r>
+        <w:rPr>
+          <w:rFonts w:ascii="Arial" w:eastAsia="Times New Roman" w:hAnsi="Arial" w:cs="Arial"/>
+          <w:color w:val="000000"/>
+          <w:kern w:val="0"/>
+          <w:sz w:val="20"/>
+          <w:szCs w:val="20"/>
+          <w:lang w:eastAsia="it-IT"/>
+          <w14:ligatures w14:val="none"/>
+        </w:rPr>
+        <w:t>verbalizzabile</w:t>
+      </w:r>
+      <w:r>
+        <w:rPr>
+          <w:rFonts w:ascii="Arial" w:eastAsia="Times New Roman" w:hAnsi="Arial" w:cs="Arial"/>
+          <w:color w:val="000000"/>
+          <w:kern w:val="0"/>
+          <w:lang w:eastAsia="it-IT"/>
+          <w14:ligatures w14:val="none"/>
+        </w:rPr>
+        <w:t>, la disattivazione automatica della </w:t>
+      </w:r>
+      <w:r>
+        <w:rPr>
+          <w:rFonts w:ascii="Arial" w:eastAsia="Times New Roman" w:hAnsi="Arial" w:cs="Arial"/>
+          <w:color w:val="000000"/>
+          <w:kern w:val="0"/>
+          <w:sz w:val="20"/>
+          <w:szCs w:val="20"/>
+          <w:lang w:eastAsia="it-IT"/>
+          <w14:ligatures w14:val="none"/>
+        </w:rPr>
+        <w:t>lode</w:t>
+      </w:r>
+      <w:r>
+        <w:rPr>
+          <w:rFonts w:ascii="Arial" w:eastAsia="Times New Roman" w:hAnsi="Arial" w:cs="Arial"/>
+          <w:color w:val="000000"/>
+          <w:kern w:val="0"/>
+          <w:lang w:eastAsia="it-IT"/>
+          <w14:ligatures w14:val="none"/>
+        </w:rPr>
+        <w:t> per voti inferiori al 30 e la spunta di completamento. Se il parametro è errato, restituisce </w:t>
+      </w:r>
+      <w:r>
+        <w:rPr>
+          <w:rFonts w:ascii="Arial" w:eastAsia="Times New Roman" w:hAnsi="Arial" w:cs="Arial"/>
+          <w:color w:val="000000"/>
+          <w:kern w:val="0"/>
+          <w:sz w:val="20"/>
+          <w:szCs w:val="20"/>
+          <w:lang w:eastAsia="it-IT"/>
+          <w14:ligatures w14:val="none"/>
+        </w:rPr>
+        <w:t>false</w:t>
+      </w:r>
+      <w:r>
+        <w:rPr>
+          <w:rFonts w:ascii="Arial" w:eastAsia="Times New Roman" w:hAnsi="Arial" w:cs="Arial"/>
+          <w:color w:val="000000"/>
+          <w:kern w:val="0"/>
+          <w:lang w:eastAsia="it-IT"/>
+          <w14:ligatures w14:val="none"/>
+        </w:rPr>
+        <w:t> e non altera l'oggetto.</w:t>
+      </w:r>
+    </w:p>
+    <w:p>
+      <w:pPr>
+        <w:numPr>
+          <w:ilvl w:val="0"/>
+          <w:numId w:val="6"/>
+        </w:numPr>
+        <w:spacing w:after="100" w:afterAutospacing="1" w:line="240" w:lineRule="auto"/>
+        <w:rPr>
+          <w:rFonts w:ascii="Arial" w:eastAsia="Times New Roman" w:hAnsi="Arial" w:cs="Arial"/>
+          <w:color w:val="000000"/>
+          <w:kern w:val="0"/>
+          <w:lang w:eastAsia="it-IT"/>
+          <w14:ligatures w14:val="none"/>
+        </w:rPr>
+      </w:pPr>
+      <w:r>
+        <w:rPr>
+          <w:rFonts w:ascii="Arial" w:eastAsia="Times New Roman" w:hAnsi="Arial" w:cs="Arial"/>
+          <w:color w:val="000000"/>
+          <w:kern w:val="0"/>
+          <w:sz w:val="20"/>
+          <w:szCs w:val="20"/>
+          <w:lang w:eastAsia="it-IT"/>
+          <w14:ligatures w14:val="none"/>
+        </w:rPr>
+        <w:t>isPassed() const</w:t>
+      </w:r>
+      <w:r>
+        <w:rPr>
+          <w:rFonts w:ascii="Arial" w:eastAsia="Times New Roman" w:hAnsi="Arial" w:cs="Arial"/>
+          <w:color w:val="000000"/>
+          <w:kern w:val="0"/>
+          <w:lang w:eastAsia="it-IT"/>
+          <w14:ligatures w14:val="none"/>
+        </w:rPr>
+        <w:t>: Restituisce il valore dello stato </w:t>
+      </w:r>
+      <w:r>
+        <w:rPr>
+          <w:rFonts w:ascii="Arial" w:eastAsia="Times New Roman" w:hAnsi="Arial" w:cs="Arial"/>
+          <w:color w:val="000000"/>
+          <w:kern w:val="0"/>
+          <w:sz w:val="20"/>
+          <w:szCs w:val="20"/>
+          <w:lang w:eastAsia="it-IT"/>
+          <w14:ligatures w14:val="none"/>
+        </w:rPr>
+        <w:t>verbalizzabile</w:t>
+      </w:r>
+      <w:r>
+        <w:rPr>
+          <w:rFonts w:ascii="Arial" w:eastAsia="Times New Roman" w:hAnsi="Arial" w:cs="Arial"/>
+          <w:color w:val="000000"/>
+          <w:kern w:val="0"/>
+          <w:lang w:eastAsia="it-IT"/>
+          <w14:ligatures w14:val="none"/>
+        </w:rPr>
+        <w:t> gestito internamente.</w:t>
+      </w:r>
+    </w:p>
+    <w:p>
+      <w:pPr>
+        <w:numPr>
+          <w:ilvl w:val="0"/>
+          <w:numId w:val="6"/>
+        </w:numPr>
+        <w:spacing w:after="100" w:afterAutospacing="1" w:line="240" w:lineRule="auto"/>
+        <w:rPr>
+          <w:rFonts w:ascii="Arial" w:eastAsia="Times New Roman" w:hAnsi="Arial" w:cs="Arial"/>
+          <w:color w:val="000000"/>
+          <w:kern w:val="0"/>
+          <w:lang w:eastAsia="it-IT"/>
+          <w14:ligatures w14:val="none"/>
+        </w:rPr>
+      </w:pPr>
+      <w:r>
+        <w:rPr>
+          <w:rFonts w:ascii="Arial" w:eastAsia="Times New Roman" w:hAnsi="Arial" w:cs="Arial"/>
+          <w:color w:val="000000"/>
+          <w:kern w:val="0"/>
+          <w:sz w:val="20"/>
+          <w:szCs w:val="20"/>
+          <w:lang w:eastAsia="it-IT"/>
+          <w14:ligatures w14:val="none"/>
+        </w:rPr>
+        <w:t>modifyLode(bool)</w:t>
+      </w:r>
+      <w:r>
+        <w:rPr>
+          <w:rFonts w:ascii="Arial" w:eastAsia="Times New Roman" w:hAnsi="Arial" w:cs="Arial"/>
+          <w:color w:val="000000"/>
+          <w:kern w:val="0"/>
+          <w:lang w:eastAsia="it-IT"/>
+          <w14:ligatures w14:val="none"/>
+        </w:rPr>
+        <w:t>: Setter protetto da condizione logica (applicabile solo se </w:t>
+      </w:r>
+      <w:r>
+        <w:rPr>
+          <w:rFonts w:ascii="Arial" w:eastAsia="Times New Roman" w:hAnsi="Arial" w:cs="Arial"/>
+          <w:color w:val="000000"/>
+          <w:kern w:val="0"/>
+          <w:sz w:val="20"/>
+          <w:szCs w:val="20"/>
+          <w:lang w:eastAsia="it-IT"/>
+          <w14:ligatures w14:val="none"/>
+        </w:rPr>
+        <w:t>voto == 30</w:t>
+      </w:r>
+      <w:r>
+        <w:rPr>
+          <w:rFonts w:ascii="Arial" w:eastAsia="Times New Roman" w:hAnsi="Arial" w:cs="Arial"/>
+          <w:color w:val="000000"/>
+          <w:kern w:val="0"/>
+          <w:lang w:eastAsia="it-IT"/>
+          <w14:ligatures w14:val="none"/>
+        </w:rPr>
+        <w:t>).</w:t>
+      </w:r>
+    </w:p>
+    <w:p>
+      <w:pPr>
+        <w:numPr>
+          <w:ilvl w:val="0"/>
+          <w:numId w:val="6"/>
+        </w:numPr>
+        <w:spacing w:after="100" w:afterAutospacing="1" w:line="240" w:lineRule="auto"/>
+        <w:rPr>
+          <w:rFonts w:ascii="Arial" w:eastAsia="Times New Roman" w:hAnsi="Arial" w:cs="Arial"/>
+          <w:color w:val="000000"/>
+          <w:kern w:val="0"/>
+          <w:lang w:eastAsia="it-IT"/>
+          <w14:ligatures w14:val="none"/>
+        </w:rPr>
+      </w:pPr>
+      <w:r>
+        <w:rPr>
+          <w:rFonts w:ascii="Arial" w:eastAsia="Times New Roman" w:hAnsi="Arial" w:cs="Arial"/>
+          <w:color w:val="000000"/>
+          <w:kern w:val="0"/>
+          <w:sz w:val="20"/>
+          <w:szCs w:val="20"/>
+          <w:lang w:eastAsia="it-IT"/>
+          <w14:ligatures w14:val="none"/>
+        </w:rPr>
+        <w:t>getDate() const</w:t>
+      </w:r>
+    </w:p>
+    <w:p>
+      <w:pPr>
+        <w:numPr>
+          <w:ilvl w:val="0"/>
+          <w:numId w:val="6"/>
+        </w:numPr>
+        <w:spacing w:after="100" w:afterAutospacing="1" w:line="240" w:lineRule="auto"/>
+        <w:rPr>
+          <w:rFonts w:ascii="Arial" w:eastAsia="Times New Roman" w:hAnsi="Arial" w:cs="Arial"/>
+          <w:color w:val="000000"/>
+          <w:kern w:val="0"/>
+          <w:lang w:eastAsia="it-IT"/>
+          <w14:ligatures w14:val="none"/>
+        </w:rPr>
+      </w:pPr>
+      <w:r>
+        <w:rPr>
+          <w:rFonts w:ascii="Arial" w:eastAsia="Times New Roman" w:hAnsi="Arial" w:cs="Arial"/>
+          <w:color w:val="000000"/>
+          <w:kern w:val="0"/>
+          <w:sz w:val="20"/>
+          <w:szCs w:val="20"/>
+          <w:lang w:eastAsia="it-IT"/>
+          <w14:ligatures w14:val="none"/>
+        </w:rPr>
+        <w:t>changeDate(const QDate&amp;)</w:t>
+      </w:r>
+      <w:r>
+        <w:rPr>
+          <w:rFonts w:ascii="Arial" w:eastAsia="Times New Roman" w:hAnsi="Arial" w:cs="Arial"/>
+          <w:color w:val="000000"/>
+          <w:kern w:val="0"/>
+          <w:lang w:eastAsia="it-IT"/>
+          <w14:ligatures w14:val="none"/>
+        </w:rPr>
+        <w:t> / </w:t>
+      </w:r>
+      <w:r>
+        <w:rPr>
+          <w:rFonts w:ascii="Arial" w:eastAsia="Times New Roman" w:hAnsi="Arial" w:cs="Arial"/>
+          <w:color w:val="000000"/>
+          <w:kern w:val="0"/>
+          <w:sz w:val="20"/>
+          <w:szCs w:val="20"/>
+          <w:lang w:eastAsia="it-IT"/>
+          <w14:ligatures w14:val="none"/>
+        </w:rPr>
+        <w:t>changeTime(const QTime&amp;)</w:t>
+      </w:r>
+      <w:r>
+        <w:rPr>
+          <w:rFonts w:ascii="Arial" w:eastAsia="Times New Roman" w:hAnsi="Arial" w:cs="Arial"/>
+          <w:color w:val="000000"/>
+          <w:kern w:val="0"/>
+          <w:lang w:eastAsia="it-IT"/>
+          <w14:ligatures w14:val="none"/>
+        </w:rPr>
+        <w:t>: Permettono di modificare individualmente le componenti temporali del </w:t>
+      </w:r>
+      <w:r>
+        <w:rPr>
+          <w:rFonts w:ascii="Arial" w:eastAsia="Times New Roman" w:hAnsi="Arial" w:cs="Arial"/>
+          <w:color w:val="000000"/>
+          <w:kern w:val="0"/>
+          <w:sz w:val="20"/>
+          <w:szCs w:val="20"/>
+          <w:lang w:eastAsia="it-IT"/>
+          <w14:ligatures w14:val="none"/>
+        </w:rPr>
+        <w:t>QDateTime</w:t>
+      </w:r>
+      <w:r>
+        <w:rPr>
+          <w:rFonts w:ascii="Arial" w:eastAsia="Times New Roman" w:hAnsi="Arial" w:cs="Arial"/>
+          <w:color w:val="000000"/>
+          <w:kern w:val="0"/>
+          <w:lang w:eastAsia="it-IT"/>
+          <w14:ligatures w14:val="none"/>
+        </w:rPr>
+        <w:t>.</w:t>
+      </w:r>
+    </w:p>
+    <w:p>
+      <w:pPr>
+        <w:numPr>
+          <w:ilvl w:val="0"/>
+          <w:numId w:val="6"/>
+        </w:numPr>
+        <w:spacing w:after="100" w:afterAutospacing="1" w:line="240" w:lineRule="auto"/>
+        <w:rPr>
+          <w:rFonts w:ascii="Arial" w:eastAsia="Times New Roman" w:hAnsi="Arial" w:cs="Arial"/>
+          <w:color w:val="000000"/>
+          <w:kern w:val="0"/>
+          <w:lang w:val="en-US" w:eastAsia="it-IT"/>
+          <w14:ligatures w14:val="none"/>
+        </w:rPr>
+      </w:pPr>
+      <w:r>
+        <w:rPr>
+          <w:rFonts w:ascii="Arial" w:eastAsia="Times New Roman" w:hAnsi="Arial" w:cs="Arial"/>
+          <w:color w:val="000000"/>
+          <w:kern w:val="0"/>
+          <w:sz w:val="20"/>
+          <w:szCs w:val="20"/>
+          <w:lang w:val="en-US" w:eastAsia="it-IT"/>
+          <w14:ligatures w14:val="none"/>
+        </w:rPr>
+        <w:t>getSede() const</w:t>
+      </w:r>
+      <w:r>
+        <w:rPr>
+          <w:rFonts w:ascii="Arial" w:eastAsia="Times New Roman" w:hAnsi="Arial" w:cs="Arial"/>
+          <w:color w:val="000000"/>
+          <w:kern w:val="0"/>
+          <w:lang w:val="en-US" w:eastAsia="it-IT"/>
+          <w14:ligatures w14:val="none"/>
+        </w:rPr>
+        <w:t> / </w:t>
+      </w:r>
+      <w:r>
+        <w:rPr>
+          <w:rFonts w:ascii="Arial" w:eastAsia="Times New Roman" w:hAnsi="Arial" w:cs="Arial"/>
+          <w:color w:val="000000"/>
+          <w:kern w:val="0"/>
+          <w:sz w:val="20"/>
+          <w:szCs w:val="20"/>
+          <w:lang w:val="en-US" w:eastAsia="it-IT"/>
+          <w14:ligatures w14:val="none"/>
+        </w:rPr>
+        <w:t>setSede(const QString&amp;)</w:t>
+      </w:r>
+    </w:p>
+    <w:p>
+      <w:pPr>
+        <w:spacing w:after="100" w:afterAutospacing="1" w:line="240" w:lineRule="auto"/>
+        <w:rPr>
+          <w:rFonts w:ascii="Arial" w:eastAsia="Times New Roman" w:hAnsi="Arial" w:cs="Arial"/>
+          <w:color w:val="000000"/>
+          <w:kern w:val="0"/>
+          <w:lang w:eastAsia="it-IT"/>
+          <w14:ligatures w14:val="none"/>
+        </w:rPr>
+      </w:pPr>
+      <w:r>
+        <w:rPr>
+          <w:rFonts w:ascii="Arial" w:eastAsia="Times New Roman" w:hAnsi="Arial" w:cs="Arial"/>
+          <w:b/>
+          <w:bCs/>
+          <w:color w:val="000000"/>
+          <w:kern w:val="0"/>
+          <w:lang w:eastAsia="it-IT"/>
+          <w14:ligatures w14:val="none"/>
+        </w:rPr>
+        <w:t>Metodi Sottoposti a Override (Polimorfismo)</w:t>
+      </w:r>
+    </w:p>
+    <w:p>
+      <w:pPr>
+        <w:numPr>
+          <w:ilvl w:val="0"/>
+          <w:numId w:val="7"/>
+        </w:numPr>
+        <w:spacing w:after="100" w:afterAutospacing="1" w:line="240" w:lineRule="auto"/>
+        <w:rPr>
+          <w:rFonts w:ascii="Arial" w:eastAsia="Times New Roman" w:hAnsi="Arial" w:cs="Arial"/>
+          <w:color w:val="000000"/>
+          <w:kern w:val="0"/>
+          <w:lang w:eastAsia="it-IT"/>
+          <w14:ligatures w14:val="none"/>
+        </w:rPr>
+      </w:pPr>
+      <w:r>
+        <w:rPr>
+          <w:rFonts w:ascii="Arial" w:eastAsia="Times New Roman" w:hAnsi="Arial" w:cs="Arial"/>
+          <w:color w:val="000000"/>
+          <w:kern w:val="0"/>
+          <w:sz w:val="20"/>
+          <w:szCs w:val="20"/>
+          <w:lang w:eastAsia="it-IT"/>
+          <w14:ligatures w14:val="none"/>
+        </w:rPr>
+        <w:t>isUrgente() const override</w:t>
+      </w:r>
+      <w:r>
+        <w:rPr>
+          <w:rFonts w:ascii="Arial" w:eastAsia="Times New Roman" w:hAnsi="Arial" w:cs="Arial"/>
+          <w:color w:val="000000"/>
+          <w:kern w:val="0"/>
+          <w:lang w:eastAsia="it-IT"/>
+          <w14:ligatures w14:val="none"/>
+        </w:rPr>
+        <w:t>: Ridefinisce la logica astratta di </w:t>
+      </w:r>
+      <w:r>
+        <w:rPr>
+          <w:rFonts w:ascii="Arial" w:eastAsia="Times New Roman" w:hAnsi="Arial" w:cs="Arial"/>
+          <w:color w:val="000000"/>
+          <w:kern w:val="0"/>
+          <w:sz w:val="20"/>
+          <w:szCs w:val="20"/>
+          <w:lang w:eastAsia="it-IT"/>
+          <w14:ligatures w14:val="none"/>
+        </w:rPr>
+        <w:t>Attivita</w:t>
+      </w:r>
+      <w:r>
+        <w:rPr>
+          <w:rFonts w:ascii="Arial" w:eastAsia="Times New Roman" w:hAnsi="Arial" w:cs="Arial"/>
+          <w:color w:val="000000"/>
+          <w:kern w:val="0"/>
+          <w:lang w:eastAsia="it-IT"/>
+          <w14:ligatures w14:val="none"/>
+        </w:rPr>
+        <w:t>. Un esame completato non è mai urgente. Se non è completato, la logica interseca l'attributo ereditato </w:t>
+      </w:r>
+      <w:r>
+        <w:rPr>
+          <w:rFonts w:ascii="Arial" w:eastAsia="Times New Roman" w:hAnsi="Arial" w:cs="Arial"/>
+          <w:color w:val="000000"/>
+          <w:kern w:val="0"/>
+          <w:sz w:val="20"/>
+          <w:szCs w:val="20"/>
+          <w:lang w:eastAsia="it-IT"/>
+          <w14:ligatures w14:val="none"/>
+        </w:rPr>
+        <w:t>priorita</w:t>
+      </w:r>
+      <w:r>
+        <w:rPr>
+          <w:rFonts w:ascii="Arial" w:eastAsia="Times New Roman" w:hAnsi="Arial" w:cs="Arial"/>
+          <w:color w:val="000000"/>
+          <w:kern w:val="0"/>
+          <w:lang w:eastAsia="it-IT"/>
+          <w14:ligatures w14:val="none"/>
+        </w:rPr>
+        <w:t> con l'attributo locale </w:t>
+      </w:r>
+      <w:r>
+        <w:rPr>
+          <w:rFonts w:ascii="Arial" w:eastAsia="Times New Roman" w:hAnsi="Arial" w:cs="Arial"/>
+          <w:color w:val="000000"/>
+          <w:kern w:val="0"/>
+          <w:sz w:val="20"/>
+          <w:szCs w:val="20"/>
+          <w:lang w:eastAsia="it-IT"/>
+          <w14:ligatures w14:val="none"/>
+        </w:rPr>
+        <w:t>cfu</w:t>
+      </w:r>
+      <w:r>
+        <w:rPr>
+          <w:rFonts w:ascii="Arial" w:eastAsia="Times New Roman" w:hAnsi="Arial" w:cs="Arial"/>
+          <w:color w:val="000000"/>
+          <w:kern w:val="0"/>
+          <w:lang w:eastAsia="it-IT"/>
+          <w14:ligatures w14:val="none"/>
+        </w:rPr>
+        <w:t>:</w:t>
+      </w:r>
+    </w:p>
+    <w:p>
+      <w:pPr>
+        <w:numPr>
+          <w:ilvl w:val="1"/>
+          <w:numId w:val="7"/>
+        </w:numPr>
+        <w:spacing w:after="100" w:afterAutospacing="1" w:line="240" w:lineRule="auto"/>
+        <w:rPr>
+          <w:rFonts w:ascii="Arial" w:eastAsia="Times New Roman" w:hAnsi="Arial" w:cs="Arial"/>
+          <w:color w:val="000000"/>
+          <w:kern w:val="0"/>
+          <w:lang w:eastAsia="it-IT"/>
+          <w14:ligatures w14:val="none"/>
+        </w:rPr>
+      </w:pPr>
+      <w:r>
+        <w:rPr>
+          <w:rFonts w:ascii="Arial" w:eastAsia="Times New Roman" w:hAnsi="Arial" w:cs="Arial"/>
+          <w:b/>
+          <w:bCs/>
+          <w:color w:val="000000"/>
+          <w:kern w:val="0"/>
+          <w:lang w:eastAsia="it-IT"/>
+          <w14:ligatures w14:val="none"/>
+        </w:rPr>
+        <w:t>Priorità Alta:</w:t>
+      </w:r>
+      <w:r>
+        <w:rPr>
+          <w:rFonts w:ascii="Arial" w:eastAsia="Times New Roman" w:hAnsi="Arial" w:cs="Arial"/>
+          <w:color w:val="000000"/>
+          <w:kern w:val="0"/>
+          <w:lang w:eastAsia="it-IT"/>
+          <w14:ligatures w14:val="none"/>
+        </w:rPr>
+        <w:t> Sempre urgente.</w:t>
+      </w:r>
+    </w:p>
+    <w:p>
+      <w:pPr>
+        <w:numPr>
+          <w:ilvl w:val="1"/>
+          <w:numId w:val="7"/>
+        </w:numPr>
+        <w:spacing w:after="100" w:afterAutospacing="1" w:line="240" w:lineRule="auto"/>
+        <w:rPr>
+          <w:rFonts w:ascii="Arial" w:eastAsia="Times New Roman" w:hAnsi="Arial" w:cs="Arial"/>
+          <w:color w:val="000000"/>
+          <w:kern w:val="0"/>
+          <w:lang w:eastAsia="it-IT"/>
+          <w14:ligatures w14:val="none"/>
+        </w:rPr>
+      </w:pPr>
+      <w:r>
+        <w:rPr>
+          <w:rFonts w:ascii="Arial" w:eastAsia="Times New Roman" w:hAnsi="Arial" w:cs="Arial"/>
+          <w:b/>
+          <w:bCs/>
+          <w:color w:val="000000"/>
+          <w:kern w:val="0"/>
+          <w:lang w:eastAsia="it-IT"/>
+          <w14:ligatures w14:val="none"/>
+        </w:rPr>
+        <w:t>Priorità Media:</w:t>
+      </w:r>
+      <w:r>
+        <w:rPr>
+          <w:rFonts w:ascii="Arial" w:eastAsia="Times New Roman" w:hAnsi="Arial" w:cs="Arial"/>
+          <w:color w:val="000000"/>
+          <w:kern w:val="0"/>
+          <w:lang w:eastAsia="it-IT"/>
+          <w14:ligatures w14:val="none"/>
+        </w:rPr>
+        <w:t> Urgente se mancano &lt;=30 giorni (se CFU &gt; 6) o &lt;=14 giorni (se CFU &lt;= 6).</w:t>
+      </w:r>
+    </w:p>
+    <w:p>
+      <w:pPr>
+        <w:numPr>
+          <w:ilvl w:val="1"/>
+          <w:numId w:val="7"/>
+        </w:numPr>
+        <w:spacing w:after="100" w:afterAutospacing="1" w:line="240" w:lineRule="auto"/>
+        <w:rPr>
+          <w:rFonts w:ascii="Arial" w:eastAsia="Times New Roman" w:hAnsi="Arial" w:cs="Arial"/>
+          <w:color w:val="000000"/>
+          <w:kern w:val="0"/>
+          <w:lang w:eastAsia="it-IT"/>
+          <w14:ligatures w14:val="none"/>
+        </w:rPr>
+      </w:pPr>
+      <w:r>
+        <w:rPr>
+          <w:rFonts w:ascii="Arial" w:eastAsia="Times New Roman" w:hAnsi="Arial" w:cs="Arial"/>
+          <w:b/>
+          <w:bCs/>
+          <w:color w:val="000000"/>
+          <w:kern w:val="0"/>
+          <w:lang w:eastAsia="it-IT"/>
+          <w14:ligatures w14:val="none"/>
+        </w:rPr>
+        <w:t>Priorità Bassa:</w:t>
+      </w:r>
+      <w:r>
+        <w:rPr>
+          <w:rFonts w:ascii="Arial" w:eastAsia="Times New Roman" w:hAnsi="Arial" w:cs="Arial"/>
+          <w:color w:val="000000"/>
+          <w:kern w:val="0"/>
+          <w:lang w:eastAsia="it-IT"/>
+          <w14:ligatures w14:val="none"/>
+        </w:rPr>
+        <w:t> Dimezza i tempi di avviso (&lt;=14 giorni per esami grandi, &lt;=7 giorni per esami piccoli).</w:t>
+      </w:r>
+    </w:p>
+    <w:p>
+      <w:pPr>
+        <w:numPr>
+          <w:ilvl w:val="0"/>
+          <w:numId w:val="7"/>
+        </w:numPr>
+        <w:spacing w:after="100" w:afterAutospacing="1" w:line="240" w:lineRule="auto"/>
+        <w:rPr>
+          <w:rFonts w:ascii="Arial" w:eastAsia="Times New Roman" w:hAnsi="Arial" w:cs="Arial"/>
+          <w:color w:val="000000"/>
+          <w:kern w:val="0"/>
+          <w:lang w:eastAsia="it-IT"/>
+          <w14:ligatures w14:val="none"/>
+        </w:rPr>
+      </w:pPr>
+      <w:r>
+        <w:rPr>
+          <w:rFonts w:ascii="Arial" w:eastAsia="Times New Roman" w:hAnsi="Arial" w:cs="Arial"/>
+          <w:color w:val="000000"/>
+          <w:kern w:val="0"/>
+          <w:sz w:val="20"/>
+          <w:szCs w:val="20"/>
+          <w:lang w:eastAsia="it-IT"/>
+          <w14:ligatures w14:val="none"/>
+        </w:rPr>
+        <w:t>accept(ActivityVisitorInterface* visitor) override</w:t>
+      </w:r>
+      <w:r>
+        <w:rPr>
+          <w:rFonts w:ascii="Arial" w:eastAsia="Times New Roman" w:hAnsi="Arial" w:cs="Arial"/>
+          <w:color w:val="000000"/>
+          <w:kern w:val="0"/>
+          <w:lang w:eastAsia="it-IT"/>
+          <w14:ligatures w14:val="none"/>
+        </w:rPr>
+        <w:t>: Implementazione locale del pattern Visitor (</w:t>
+      </w:r>
+      <w:r>
+        <w:rPr>
+          <w:rFonts w:ascii="Arial" w:eastAsia="Times New Roman" w:hAnsi="Arial" w:cs="Arial"/>
+          <w:color w:val="000000"/>
+          <w:kern w:val="0"/>
+          <w:sz w:val="20"/>
+          <w:szCs w:val="20"/>
+          <w:lang w:eastAsia="it-IT"/>
+          <w14:ligatures w14:val="none"/>
+        </w:rPr>
+        <w:t>visitor-&gt;visit(this)</w:t>
+      </w:r>
+      <w:r>
+        <w:rPr>
+          <w:rFonts w:ascii="Arial" w:eastAsia="Times New Roman" w:hAnsi="Arial" w:cs="Arial"/>
+          <w:color w:val="000000"/>
+          <w:kern w:val="0"/>
+          <w:lang w:eastAsia="it-IT"/>
+          <w14:ligatures w14:val="none"/>
+        </w:rPr>
+        <w:t>).</w:t>
+      </w:r>
+    </w:p>
+    <w:p>
+      <w:pPr>
+        <w:numPr>
+          <w:ilvl w:val="0"/>
+          <w:numId w:val="7"/>
+        </w:numPr>
+        <w:spacing w:after="100" w:afterAutospacing="1" w:line="240" w:lineRule="auto"/>
+        <w:rPr>
+          <w:rFonts w:ascii="Arial" w:eastAsia="Times New Roman" w:hAnsi="Arial" w:cs="Arial"/>
+          <w:color w:val="000000"/>
+          <w:kern w:val="0"/>
+          <w:lang w:eastAsia="it-IT"/>
+          <w14:ligatures w14:val="none"/>
+        </w:rPr>
+      </w:pPr>
+      <w:r>
+        <w:rPr>
+          <w:rFonts w:ascii="Arial" w:eastAsia="Times New Roman" w:hAnsi="Arial" w:cs="Arial"/>
+          <w:color w:val="000000"/>
+          <w:kern w:val="0"/>
+          <w:sz w:val="20"/>
+          <w:szCs w:val="20"/>
+          <w:lang w:eastAsia="it-IT"/>
+          <w14:ligatures w14:val="none"/>
+        </w:rPr>
+        <w:t>accept(ConstActivityVisitorInterface* visitor) const override</w:t>
+      </w:r>
+      <w:r>
+        <w:rPr>
+          <w:rFonts w:ascii="Arial" w:eastAsia="Times New Roman" w:hAnsi="Arial" w:cs="Arial"/>
+          <w:color w:val="000000"/>
+          <w:kern w:val="0"/>
+          <w:lang w:eastAsia="it-IT"/>
+          <w14:ligatures w14:val="none"/>
+        </w:rPr>
+        <w:t>: Implementazione locale del pattern Visitor per oggetti costanti.</w:t>
+      </w:r>
+    </w:p>
+    <w:p>
+      <w:pPr>
+        <w:spacing w:after="0" w:line="240" w:lineRule="auto"/>
+        <w:rPr>
+          <w:rFonts w:ascii="Arial" w:eastAsia="Times New Roman" w:hAnsi="Arial" w:cs="Arial"/>
+          <w:color w:val="000000"/>
+          <w:kern w:val="0"/>
+          <w:lang w:eastAsia="it-IT"/>
+          <w14:ligatures w14:val="none"/>
+        </w:rPr>
+      </w:pPr>
+      <w:r>
+        <w:rPr>
+          <w:rFonts w:ascii="Arial" w:eastAsia="Times New Roman" w:hAnsi="Arial" w:cs="Arial"/>
+          <w:noProof/>
+          <w:color w:val="000000"/>
+          <w:kern w:val="0"/>
+          <w:lang w:eastAsia="it-IT"/>
+        </w:rPr>
+        <w:lastRenderedPageBreak/>
+        <w:pict w14:anchorId="2A7A0C04">
           <v:rect id="_x0000_i1025" alt="" style="width:481.9pt;height:.05pt;mso-width-percent:0;mso-height-percent:0;mso-width-percent:0;mso-height-percent:0" o:hralign="center" o:hrstd="t" o:hr="t" fillcolor="#a0a0a0" stroked="f"/>
         </w:pict>
       </w:r>
@@ -2397,9 +4722,158 @@
     </w:lvl>
   </w:abstractNum>
   <w:abstractNum w:abstractNumId="2" w15:restartNumberingAfterBreak="0">
-    <w:nsid w:val="46864312"/>
+    <w:nsid w:val="12E74C01"/>
     <w:multiLevelType w:val="multilevel"/>
-    <w:tmpl w:val="9656C472"/>
+    <w:tmpl w:val="F2B01030"/>
+    <w:lvl w:ilvl="0">
+      <w:start w:val="1"/>
+      <w:numFmt w:val="bullet"/>
+      <w:lvlText w:val=""/>
+      <w:lvlJc w:val="left"/>
+      <w:pPr>
+        <w:tabs>
+          <w:tab w:val="num" w:pos="720"/>
+        </w:tabs>
+        <w:ind w:left="720" w:hanging="360"/>
+      </w:pPr>
+      <w:rPr>
+        <w:rFonts w:ascii="Symbol" w:hAnsi="Symbol" w:hint="default"/>
+        <w:sz w:val="20"/>
+      </w:rPr>
+    </w:lvl>
+    <w:lvl w:ilvl="1">
+      <w:start w:val="1"/>
+      <w:numFmt w:val="bullet"/>
+      <w:lvlText w:val="o"/>
+      <w:lvlJc w:val="left"/>
+      <w:pPr>
+        <w:tabs>
+          <w:tab w:val="num" w:pos="1440"/>
+        </w:tabs>
+        <w:ind w:left="1440" w:hanging="360"/>
+      </w:pPr>
+      <w:rPr>
+        <w:rFonts w:ascii="Courier New" w:hAnsi="Courier New" w:hint="default"/>
+        <w:sz w:val="20"/>
+      </w:rPr>
+    </w:lvl>
+    <w:lvl w:ilvl="2" w:tentative="1">
+      <w:start w:val="1"/>
+      <w:numFmt w:val="bullet"/>
+      <w:lvlText w:val=""/>
+      <w:lvlJc w:val="left"/>
+      <w:pPr>
+        <w:tabs>
+          <w:tab w:val="num" w:pos="2160"/>
+        </w:tabs>
+        <w:ind w:left="2160" w:hanging="360"/>
+      </w:pPr>
+      <w:rPr>
+        <w:rFonts w:ascii="Wingdings" w:hAnsi="Wingdings" w:hint="default"/>
+        <w:sz w:val="20"/>
+      </w:rPr>
+    </w:lvl>
+    <w:lvl w:ilvl="3" w:tentative="1">
+      <w:start w:val="1"/>
+      <w:numFmt w:val="bullet"/>
+      <w:lvlText w:val=""/>
+      <w:lvlJc w:val="left"/>
+      <w:pPr>
+        <w:tabs>
+          <w:tab w:val="num" w:pos="2880"/>
+        </w:tabs>
+        <w:ind w:left="2880" w:hanging="360"/>
+      </w:pPr>
+      <w:rPr>
+        <w:rFonts w:ascii="Wingdings" w:hAnsi="Wingdings" w:hint="default"/>
+        <w:sz w:val="20"/>
+      </w:rPr>
+    </w:lvl>
+    <w:lvl w:ilvl="4" w:tentative="1">
+      <w:start w:val="1"/>
+      <w:numFmt w:val="bullet"/>
+      <w:lvlText w:val=""/>
+      <w:lvlJc w:val="left"/>
+      <w:pPr>
+        <w:tabs>
+          <w:tab w:val="num" w:pos="3600"/>
+        </w:tabs>
+        <w:ind w:left="3600" w:hanging="360"/>
+      </w:pPr>
+      <w:rPr>
+        <w:rFonts w:ascii="Wingdings" w:hAnsi="Wingdings" w:hint="default"/>
+        <w:sz w:val="20"/>
+      </w:rPr>
+    </w:lvl>
+    <w:lvl w:ilvl="5" w:tentative="1">
+      <w:start w:val="1"/>
+      <w:numFmt w:val="bullet"/>
+      <w:lvlText w:val=""/>
+      <w:lvlJc w:val="left"/>
+      <w:pPr>
+        <w:tabs>
+          <w:tab w:val="num" w:pos="4320"/>
+        </w:tabs>
+        <w:ind w:left="4320" w:hanging="360"/>
+      </w:pPr>
+      <w:rPr>
+        <w:rFonts w:ascii="Wingdings" w:hAnsi="Wingdings" w:hint="default"/>
+        <w:sz w:val="20"/>
+      </w:rPr>
+    </w:lvl>
+    <w:lvl w:ilvl="6" w:tentative="1">
+      <w:start w:val="1"/>
+      <w:numFmt w:val="bullet"/>
+      <w:lvlText w:val=""/>
+      <w:lvlJc w:val="left"/>
+      <w:pPr>
+        <w:tabs>
+          <w:tab w:val="num" w:pos="5040"/>
+        </w:tabs>
+        <w:ind w:left="5040" w:hanging="360"/>
+      </w:pPr>
+      <w:rPr>
+        <w:rFonts w:ascii="Wingdings" w:hAnsi="Wingdings" w:hint="default"/>
+        <w:sz w:val="20"/>
+      </w:rPr>
+    </w:lvl>
+    <w:lvl w:ilvl="7" w:tentative="1">
+      <w:start w:val="1"/>
+      <w:numFmt w:val="bullet"/>
+      <w:lvlText w:val=""/>
+      <w:lvlJc w:val="left"/>
+      <w:pPr>
+        <w:tabs>
+          <w:tab w:val="num" w:pos="5760"/>
+        </w:tabs>
+        <w:ind w:left="5760" w:hanging="360"/>
+      </w:pPr>
+      <w:rPr>
+        <w:rFonts w:ascii="Wingdings" w:hAnsi="Wingdings" w:hint="default"/>
+        <w:sz w:val="20"/>
+      </w:rPr>
+    </w:lvl>
+    <w:lvl w:ilvl="8" w:tentative="1">
+      <w:start w:val="1"/>
+      <w:numFmt w:val="bullet"/>
+      <w:lvlText w:val=""/>
+      <w:lvlJc w:val="left"/>
+      <w:pPr>
+        <w:tabs>
+          <w:tab w:val="num" w:pos="6480"/>
+        </w:tabs>
+        <w:ind w:left="6480" w:hanging="360"/>
+      </w:pPr>
+      <w:rPr>
+        <w:rFonts w:ascii="Wingdings" w:hAnsi="Wingdings" w:hint="default"/>
+        <w:sz w:val="20"/>
+      </w:rPr>
+    </w:lvl>
+  </w:abstractNum>
+  <w:abstractNum w:abstractNumId="3" w15:restartNumberingAfterBreak="0">
+    <w:nsid w:val="1B0673D3"/>
+    <w:multiLevelType w:val="multilevel"/>
+    <w:tmpl w:val="91222A46"/>
     <w:lvl w:ilvl="0">
       <w:start w:val="1"/>
       <w:numFmt w:val="bullet"/>
@@ -2545,10 +5019,10 @@
       </w:rPr>
     </w:lvl>
   </w:abstractNum>
-  <w:abstractNum w:abstractNumId="3" w15:restartNumberingAfterBreak="0">
-    <w:nsid w:val="61B7791F"/>
+  <w:abstractNum w:abstractNumId="4" w15:restartNumberingAfterBreak="0">
+    <w:nsid w:val="2DD4558D"/>
     <w:multiLevelType w:val="multilevel"/>
-    <w:tmpl w:val="EEBC33C4"/>
+    <w:tmpl w:val="9F422150"/>
     <w:lvl w:ilvl="0">
       <w:start w:val="1"/>
       <w:numFmt w:val="bullet"/>
@@ -2694,16 +5168,323 @@
       </w:rPr>
     </w:lvl>
   </w:abstractNum>
+  <w:abstractNum w:abstractNumId="5" w15:restartNumberingAfterBreak="0">
+    <w:nsid w:val="46864312"/>
+    <w:multiLevelType w:val="multilevel"/>
+    <w:tmpl w:val="9656C472"/>
+    <w:lvl w:ilvl="0">
+      <w:start w:val="1"/>
+      <w:numFmt w:val="bullet"/>
+      <w:lvlText w:val=""/>
+      <w:lvlJc w:val="left"/>
+      <w:pPr>
+        <w:tabs>
+          <w:tab w:val="num" w:pos="720"/>
+        </w:tabs>
+        <w:ind w:left="720" w:hanging="360"/>
+      </w:pPr>
+      <w:rPr>
+        <w:rFonts w:ascii="Symbol" w:hAnsi="Symbol" w:hint="default"/>
+        <w:sz w:val="20"/>
+      </w:rPr>
+    </w:lvl>
+    <w:lvl w:ilvl="1" w:tentative="1">
+      <w:start w:val="1"/>
+      <w:numFmt w:val="bullet"/>
+      <w:lvlText w:val="o"/>
+      <w:lvlJc w:val="left"/>
+      <w:pPr>
+        <w:tabs>
+          <w:tab w:val="num" w:pos="1440"/>
+        </w:tabs>
+        <w:ind w:left="1440" w:hanging="360"/>
+      </w:pPr>
+      <w:rPr>
+        <w:rFonts w:ascii="Courier New" w:hAnsi="Courier New" w:hint="default"/>
+        <w:sz w:val="20"/>
+      </w:rPr>
+    </w:lvl>
+    <w:lvl w:ilvl="2" w:tentative="1">
+      <w:start w:val="1"/>
+      <w:numFmt w:val="bullet"/>
+      <w:lvlText w:val=""/>
+      <w:lvlJc w:val="left"/>
+      <w:pPr>
+        <w:tabs>
+          <w:tab w:val="num" w:pos="2160"/>
+        </w:tabs>
+        <w:ind w:left="2160" w:hanging="360"/>
+      </w:pPr>
+      <w:rPr>
+        <w:rFonts w:ascii="Wingdings" w:hAnsi="Wingdings" w:hint="default"/>
+        <w:sz w:val="20"/>
+      </w:rPr>
+    </w:lvl>
+    <w:lvl w:ilvl="3" w:tentative="1">
+      <w:start w:val="1"/>
+      <w:numFmt w:val="bullet"/>
+      <w:lvlText w:val=""/>
+      <w:lvlJc w:val="left"/>
+      <w:pPr>
+        <w:tabs>
+          <w:tab w:val="num" w:pos="2880"/>
+        </w:tabs>
+        <w:ind w:left="2880" w:hanging="360"/>
+      </w:pPr>
+      <w:rPr>
+        <w:rFonts w:ascii="Wingdings" w:hAnsi="Wingdings" w:hint="default"/>
+        <w:sz w:val="20"/>
+      </w:rPr>
+    </w:lvl>
+    <w:lvl w:ilvl="4" w:tentative="1">
+      <w:start w:val="1"/>
+      <w:numFmt w:val="bullet"/>
+      <w:lvlText w:val=""/>
+      <w:lvlJc w:val="left"/>
+      <w:pPr>
+        <w:tabs>
+          <w:tab w:val="num" w:pos="3600"/>
+        </w:tabs>
+        <w:ind w:left="3600" w:hanging="360"/>
+      </w:pPr>
+      <w:rPr>
+        <w:rFonts w:ascii="Wingdings" w:hAnsi="Wingdings" w:hint="default"/>
+        <w:sz w:val="20"/>
+      </w:rPr>
+    </w:lvl>
+    <w:lvl w:ilvl="5" w:tentative="1">
+      <w:start w:val="1"/>
+      <w:numFmt w:val="bullet"/>
+      <w:lvlText w:val=""/>
+      <w:lvlJc w:val="left"/>
+      <w:pPr>
+        <w:tabs>
+          <w:tab w:val="num" w:pos="4320"/>
+        </w:tabs>
+        <w:ind w:left="4320" w:hanging="360"/>
+      </w:pPr>
+      <w:rPr>
+        <w:rFonts w:ascii="Wingdings" w:hAnsi="Wingdings" w:hint="default"/>
+        <w:sz w:val="20"/>
+      </w:rPr>
+    </w:lvl>
+    <w:lvl w:ilvl="6" w:tentative="1">
+      <w:start w:val="1"/>
+      <w:numFmt w:val="bullet"/>
+      <w:lvlText w:val=""/>
+      <w:lvlJc w:val="left"/>
+      <w:pPr>
+        <w:tabs>
+          <w:tab w:val="num" w:pos="5040"/>
+        </w:tabs>
+        <w:ind w:left="5040" w:hanging="360"/>
+      </w:pPr>
+      <w:rPr>
+        <w:rFonts w:ascii="Wingdings" w:hAnsi="Wingdings" w:hint="default"/>
+        <w:sz w:val="20"/>
+      </w:rPr>
+    </w:lvl>
+    <w:lvl w:ilvl="7" w:tentative="1">
+      <w:start w:val="1"/>
+      <w:numFmt w:val="bullet"/>
+      <w:lvlText w:val=""/>
+      <w:lvlJc w:val="left"/>
+      <w:pPr>
+        <w:tabs>
+          <w:tab w:val="num" w:pos="5760"/>
+        </w:tabs>
+        <w:ind w:left="5760" w:hanging="360"/>
+      </w:pPr>
+      <w:rPr>
+        <w:rFonts w:ascii="Wingdings" w:hAnsi="Wingdings" w:hint="default"/>
+        <w:sz w:val="20"/>
+      </w:rPr>
+    </w:lvl>
+    <w:lvl w:ilvl="8" w:tentative="1">
+      <w:start w:val="1"/>
+      <w:numFmt w:val="bullet"/>
+      <w:lvlText w:val=""/>
+      <w:lvlJc w:val="left"/>
+      <w:pPr>
+        <w:tabs>
+          <w:tab w:val="num" w:pos="6480"/>
+        </w:tabs>
+        <w:ind w:left="6480" w:hanging="360"/>
+      </w:pPr>
+      <w:rPr>
+        <w:rFonts w:ascii="Wingdings" w:hAnsi="Wingdings" w:hint="default"/>
+        <w:sz w:val="20"/>
+      </w:rPr>
+    </w:lvl>
+  </w:abstractNum>
+  <w:abstractNum w:abstractNumId="6" w15:restartNumberingAfterBreak="0">
+    <w:nsid w:val="61B7791F"/>
+    <w:multiLevelType w:val="multilevel"/>
+    <w:tmpl w:val="EEBC33C4"/>
+    <w:lvl w:ilvl="0">
+      <w:start w:val="1"/>
+      <w:numFmt w:val="bullet"/>
+      <w:lvlText w:val=""/>
+      <w:lvlJc w:val="left"/>
+      <w:pPr>
+        <w:tabs>
+          <w:tab w:val="num" w:pos="720"/>
+        </w:tabs>
+        <w:ind w:left="720" w:hanging="360"/>
+      </w:pPr>
+      <w:rPr>
+        <w:rFonts w:ascii="Symbol" w:hAnsi="Symbol" w:hint="default"/>
+        <w:sz w:val="20"/>
+      </w:rPr>
+    </w:lvl>
+    <w:lvl w:ilvl="1" w:tentative="1">
+      <w:start w:val="1"/>
+      <w:numFmt w:val="bullet"/>
+      <w:lvlText w:val="o"/>
+      <w:lvlJc w:val="left"/>
+      <w:pPr>
+        <w:tabs>
+          <w:tab w:val="num" w:pos="1440"/>
+        </w:tabs>
+        <w:ind w:left="1440" w:hanging="360"/>
+      </w:pPr>
+      <w:rPr>
+        <w:rFonts w:ascii="Courier New" w:hAnsi="Courier New" w:hint="default"/>
+        <w:sz w:val="20"/>
+      </w:rPr>
+    </w:lvl>
+    <w:lvl w:ilvl="2" w:tentative="1">
+      <w:start w:val="1"/>
+      <w:numFmt w:val="bullet"/>
+      <w:lvlText w:val=""/>
+      <w:lvlJc w:val="left"/>
+      <w:pPr>
+        <w:tabs>
+          <w:tab w:val="num" w:pos="2160"/>
+        </w:tabs>
+        <w:ind w:left="2160" w:hanging="360"/>
+      </w:pPr>
+      <w:rPr>
+        <w:rFonts w:ascii="Wingdings" w:hAnsi="Wingdings" w:hint="default"/>
+        <w:sz w:val="20"/>
+      </w:rPr>
+    </w:lvl>
+    <w:lvl w:ilvl="3" w:tentative="1">
+      <w:start w:val="1"/>
+      <w:numFmt w:val="bullet"/>
+      <w:lvlText w:val=""/>
+      <w:lvlJc w:val="left"/>
+      <w:pPr>
+        <w:tabs>
+          <w:tab w:val="num" w:pos="2880"/>
+        </w:tabs>
+        <w:ind w:left="2880" w:hanging="360"/>
+      </w:pPr>
+      <w:rPr>
+        <w:rFonts w:ascii="Wingdings" w:hAnsi="Wingdings" w:hint="default"/>
+        <w:sz w:val="20"/>
+      </w:rPr>
+    </w:lvl>
+    <w:lvl w:ilvl="4" w:tentative="1">
+      <w:start w:val="1"/>
+      <w:numFmt w:val="bullet"/>
+      <w:lvlText w:val=""/>
+      <w:lvlJc w:val="left"/>
+      <w:pPr>
+        <w:tabs>
+          <w:tab w:val="num" w:pos="3600"/>
+        </w:tabs>
+        <w:ind w:left="3600" w:hanging="360"/>
+      </w:pPr>
+      <w:rPr>
+        <w:rFonts w:ascii="Wingdings" w:hAnsi="Wingdings" w:hint="default"/>
+        <w:sz w:val="20"/>
+      </w:rPr>
+    </w:lvl>
+    <w:lvl w:ilvl="5" w:tentative="1">
+      <w:start w:val="1"/>
+      <w:numFmt w:val="bullet"/>
+      <w:lvlText w:val=""/>
+      <w:lvlJc w:val="left"/>
+      <w:pPr>
+        <w:tabs>
+          <w:tab w:val="num" w:pos="4320"/>
+        </w:tabs>
+        <w:ind w:left="4320" w:hanging="360"/>
+      </w:pPr>
+      <w:rPr>
+        <w:rFonts w:ascii="Wingdings" w:hAnsi="Wingdings" w:hint="default"/>
+        <w:sz w:val="20"/>
+      </w:rPr>
+    </w:lvl>
+    <w:lvl w:ilvl="6" w:tentative="1">
+      <w:start w:val="1"/>
+      <w:numFmt w:val="bullet"/>
+      <w:lvlText w:val=""/>
+      <w:lvlJc w:val="left"/>
+      <w:pPr>
+        <w:tabs>
+          <w:tab w:val="num" w:pos="5040"/>
+        </w:tabs>
+        <w:ind w:left="5040" w:hanging="360"/>
+      </w:pPr>
+      <w:rPr>
+        <w:rFonts w:ascii="Wingdings" w:hAnsi="Wingdings" w:hint="default"/>
+        <w:sz w:val="20"/>
+      </w:rPr>
+    </w:lvl>
+    <w:lvl w:ilvl="7" w:tentative="1">
+      <w:start w:val="1"/>
+      <w:numFmt w:val="bullet"/>
+      <w:lvlText w:val=""/>
+      <w:lvlJc w:val="left"/>
+      <w:pPr>
+        <w:tabs>
+          <w:tab w:val="num" w:pos="5760"/>
+        </w:tabs>
+        <w:ind w:left="5760" w:hanging="360"/>
+      </w:pPr>
+      <w:rPr>
+        <w:rFonts w:ascii="Wingdings" w:hAnsi="Wingdings" w:hint="default"/>
+        <w:sz w:val="20"/>
+      </w:rPr>
+    </w:lvl>
+    <w:lvl w:ilvl="8" w:tentative="1">
+      <w:start w:val="1"/>
+      <w:numFmt w:val="bullet"/>
+      <w:lvlText w:val=""/>
+      <w:lvlJc w:val="left"/>
+      <w:pPr>
+        <w:tabs>
+          <w:tab w:val="num" w:pos="6480"/>
+        </w:tabs>
+        <w:ind w:left="6480" w:hanging="360"/>
+      </w:pPr>
+      <w:rPr>
+        <w:rFonts w:ascii="Wingdings" w:hAnsi="Wingdings" w:hint="default"/>
+        <w:sz w:val="20"/>
+      </w:rPr>
+    </w:lvl>
+  </w:abstractNum>
   <w:num w:numId="1" w16cid:durableId="1020667903">
     <w:abstractNumId w:val="0"/>
   </w:num>
   <w:num w:numId="2" w16cid:durableId="705257538">
-    <w:abstractNumId w:val="3"/>
+    <w:abstractNumId w:val="6"/>
   </w:num>
   <w:num w:numId="3" w16cid:durableId="1203058806">
     <w:abstractNumId w:val="1"/>
   </w:num>
   <w:num w:numId="4" w16cid:durableId="1580288917">
+    <w:abstractNumId w:val="5"/>
+  </w:num>
+  <w:num w:numId="5" w16cid:durableId="265698692">
+    <w:abstractNumId w:val="3"/>
+  </w:num>
+  <w:num w:numId="6" w16cid:durableId="659692712">
+    <w:abstractNumId w:val="4"/>
+  </w:num>
+  <w:num w:numId="7" w16cid:durableId="1031303135">
     <w:abstractNumId w:val="2"/>
   </w:num>
 </w:numbering>
